--- a/Fase 1/Evidencias individuales/Hernandez_Marco_1.2_APT122_DiarioReflexionFase1.docx
+++ b/Fase 1/Evidencias individuales/Hernandez_Marco_1.2_APT122_DiarioReflexionFase1.docx
@@ -1,6 +1,6 @@
 
 <file path=word/document.xml><?xml version="1.0" encoding="utf-8"?>
-<w:document xmlns:wpc="http://schemas.microsoft.com/office/word/2010/wordprocessingCanvas" xmlns:cx="http://schemas.microsoft.com/office/drawing/2014/chartex" xmlns:mc="http://schemas.openxmlformats.org/markup-compatibility/2006" xmlns:o="urn:schemas-microsoft-com:office:office" xmlns:r="http://schemas.openxmlformats.org/officeDocument/2006/relationships" xmlns:m="http://schemas.openxmlformats.org/officeDocument/2006/math" xmlns:v="urn:schemas-microsoft-com:vml" xmlns:wp14="http://schemas.microsoft.com/office/word/2010/wordprocessingDrawing" xmlns:wp="http://schemas.openxmlformats.org/drawingml/2006/wordprocessingDrawing" xmlns:w10="urn:schemas-microsoft-com:office:word" xmlns:w="http://schemas.openxmlformats.org/wordprocessingml/2006/main" xmlns:w14="http://schemas.microsoft.com/office/word/2010/wordml" xmlns:w15="http://schemas.microsoft.com/office/word/2012/wordml" xmlns:w16se="http://schemas.microsoft.com/office/word/2015/wordml/symex" xmlns:wpg="http://schemas.microsoft.com/office/word/2010/wordprocessingGroup" xmlns:wpi="http://schemas.microsoft.com/office/word/2010/wordprocessingInk" xmlns:wne="http://schemas.microsoft.com/office/word/2006/wordml" xmlns:wps="http://schemas.microsoft.com/office/word/2010/wordprocessingShape" mc:Ignorable="w14 w15 w16se wp14">
+<w:document xmlns:wpc="http://schemas.microsoft.com/office/word/2010/wordprocessingCanvas" xmlns:cx="http://schemas.microsoft.com/office/drawing/2014/chartex" xmlns:cx1="http://schemas.microsoft.com/office/drawing/2015/9/8/chartex" xmlns:cx2="http://schemas.microsoft.com/office/drawing/2015/10/21/chartex" xmlns:cx3="http://schemas.microsoft.com/office/drawing/2016/5/9/chartex" xmlns:cx4="http://schemas.microsoft.com/office/drawing/2016/5/10/chartex" xmlns:cx5="http://schemas.microsoft.com/office/drawing/2016/5/11/chartex" xmlns:cx6="http://schemas.microsoft.com/office/drawing/2016/5/12/chartex" xmlns:cx7="http://schemas.microsoft.com/office/drawing/2016/5/13/chartex" xmlns:cx8="http://schemas.microsoft.com/office/drawing/2016/5/14/chartex" xmlns:mc="http://schemas.openxmlformats.org/markup-compatibility/2006" xmlns:aink="http://schemas.microsoft.com/office/drawing/2016/ink" xmlns:am3d="http://schemas.microsoft.com/office/drawing/2017/model3d" xmlns:o="urn:schemas-microsoft-com:office:office" xmlns:oel="http://schemas.microsoft.com/office/2019/extlst" xmlns:r="http://schemas.openxmlformats.org/officeDocument/2006/relationships" xmlns:m="http://schemas.openxmlformats.org/officeDocument/2006/math" xmlns:v="urn:schemas-microsoft-com:vml" xmlns:wp14="http://schemas.microsoft.com/office/word/2010/wordprocessingDrawing" xmlns:wp="http://schemas.openxmlformats.org/drawingml/2006/wordprocessingDrawing" xmlns:w10="urn:schemas-microsoft-com:office:word" xmlns:w="http://schemas.openxmlformats.org/wordprocessingml/2006/main" xmlns:w14="http://schemas.microsoft.com/office/word/2010/wordml" xmlns:w15="http://schemas.microsoft.com/office/word/2012/wordml" xmlns:w16cex="http://schemas.microsoft.com/office/word/2018/wordml/cex" xmlns:w16cid="http://schemas.microsoft.com/office/word/2016/wordml/cid" xmlns:w16="http://schemas.microsoft.com/office/word/2018/wordml" xmlns:w16du="http://schemas.microsoft.com/office/word/2023/wordml/word16du" xmlns:w16sdtdh="http://schemas.microsoft.com/office/word/2020/wordml/sdtdatahash" xmlns:w16sdtfl="http://schemas.microsoft.com/office/word/2024/wordml/sdtformatlock" xmlns:w16se="http://schemas.microsoft.com/office/word/2015/wordml/symex" xmlns:wpg="http://schemas.microsoft.com/office/word/2010/wordprocessingGroup" xmlns:wpi="http://schemas.microsoft.com/office/word/2010/wordprocessingInk" xmlns:wne="http://schemas.microsoft.com/office/word/2006/wordml" xmlns:wps="http://schemas.microsoft.com/office/word/2010/wordprocessingShape" mc:Ignorable="w14 w15 w16se w16cid w16 w16cex w16sdtdh w16sdtfl w16du wp14">
   <w:body>
     <w:p/>
     <w:tbl>
@@ -369,16 +369,35 @@
                 <w:szCs w:val="24"/>
               </w:rPr>
             </w:pPr>
-          </w:p>
-          <w:p>
-            <w:pPr>
+            <w:r>
               <w:rPr>
                 <w:rFonts w:eastAsiaTheme="majorEastAsia"/>
                 <w:color w:val="767171" w:themeColor="background2" w:themeShade="80"/>
                 <w:sz w:val="24"/>
                 <w:szCs w:val="24"/>
               </w:rPr>
-            </w:pPr>
+              <w:t xml:space="preserve">Las asignaturas asociadas a los certificados de Arquitectura de Software, Programación de Software y Análisis y Desarrollo de Modelos de Datos. Lo que más rescato de ellas es la posibilidad de construir lógica transaccional limpia en Java/Spring Boot y resolver problemas reales de concurrencia y persistencia en bases de datos. Ver cómo un </w:t>
+            </w:r>
+            <w:proofErr w:type="spellStart"/>
+            <w:r>
+              <w:rPr>
+                <w:rFonts w:eastAsiaTheme="majorEastAsia"/>
+                <w:color w:val="767171" w:themeColor="background2" w:themeShade="80"/>
+                <w:sz w:val="24"/>
+                <w:szCs w:val="24"/>
+              </w:rPr>
+              <w:t>endpoint</w:t>
+            </w:r>
+            <w:proofErr w:type="spellEnd"/>
+            <w:r>
+              <w:rPr>
+                <w:rFonts w:eastAsiaTheme="majorEastAsia"/>
+                <w:color w:val="767171" w:themeColor="background2" w:themeShade="80"/>
+                <w:sz w:val="24"/>
+                <w:szCs w:val="24"/>
+              </w:rPr>
+              <w:t xml:space="preserve"> bien diseñado responde rápido bajo carga, escala de forma desacoplada y conecta tablas relacionales de forma estable es lo que me motiva a nivel de ingeniería.</w:t>
+            </w:r>
           </w:p>
           <w:p>
             <w:pPr>
@@ -451,16 +470,15 @@
                 <w:szCs w:val="24"/>
               </w:rPr>
             </w:pPr>
-          </w:p>
-          <w:p>
-            <w:pPr>
+            <w:r>
               <w:rPr>
                 <w:rFonts w:eastAsiaTheme="majorEastAsia"/>
                 <w:color w:val="767171" w:themeColor="background2" w:themeShade="80"/>
                 <w:sz w:val="24"/>
                 <w:szCs w:val="24"/>
               </w:rPr>
-            </w:pPr>
+              <w:t>Sí, tienen un valor real y concreto dentro del plan de estudios. Obtener las certificaciones intermedias de Duoc UC en Arquitectura de Software, Programación de Software y Modelos de Datos valida de manera progresiva que uno domina los estándares de desarrollo antes de titularse. En el contexto profesional, tener acreditadas estas competencias respalda formalmente la capacidad técnica para diseñar microservicios, optimizar bases de datos y estructurar software transaccional escalable sin quedarse únicamente en el código empírico.</w:t>
+            </w:r>
           </w:p>
           <w:p>
             <w:pPr>
@@ -641,7 +659,6 @@
                 <w:sz w:val="24"/>
                 <w:szCs w:val="24"/>
               </w:rPr>
-              <w:lastRenderedPageBreak/>
               <w:t xml:space="preserve">2. Revisa las competencias y unidades de competencias correspondientes a cada asignatura de la malla de tu carrera. Marca en </w:t>
             </w:r>
             <w:r>
@@ -798,6 +815,35 @@
                 <w:szCs w:val="24"/>
               </w:rPr>
             </w:pPr>
+            <w:r>
+              <w:rPr>
+                <w:rFonts w:eastAsiaTheme="majorEastAsia"/>
+                <w:color w:val="767171" w:themeColor="background2" w:themeShade="80"/>
+                <w:sz w:val="24"/>
+                <w:szCs w:val="24"/>
+              </w:rPr>
+              <w:t xml:space="preserve">Me siento completamente seguro construyendo el modelo arquitectónico de soluciones desacopladas basadas en microservicios, programando rutinas y servicios </w:t>
+            </w:r>
+            <w:proofErr w:type="spellStart"/>
+            <w:r>
+              <w:rPr>
+                <w:rFonts w:eastAsiaTheme="majorEastAsia"/>
+                <w:color w:val="767171" w:themeColor="background2" w:themeShade="80"/>
+                <w:sz w:val="24"/>
+                <w:szCs w:val="24"/>
+              </w:rPr>
+              <w:t>backend</w:t>
+            </w:r>
+            <w:proofErr w:type="spellEnd"/>
+            <w:r>
+              <w:rPr>
+                <w:rFonts w:eastAsiaTheme="majorEastAsia"/>
+                <w:color w:val="767171" w:themeColor="background2" w:themeShade="80"/>
+                <w:sz w:val="24"/>
+                <w:szCs w:val="24"/>
+              </w:rPr>
+              <w:t xml:space="preserve"> en Java/Spring Boot o Python, y optimizando consultas relacionales en PostgreSQL y PL/SQL para garantizar persistencia eficiente.</w:t>
+            </w:r>
           </w:p>
           <w:p>
             <w:pPr>
@@ -826,34 +872,15 @@
                 <w:szCs w:val="24"/>
               </w:rPr>
             </w:pPr>
-          </w:p>
-          <w:p>
-            <w:pPr>
-              <w:tabs>
-                <w:tab w:val="left" w:pos="454"/>
-              </w:tabs>
-              <w:jc w:val="both"/>
+            <w:r>
               <w:rPr>
                 <w:rFonts w:eastAsiaTheme="majorEastAsia"/>
                 <w:color w:val="767171" w:themeColor="background2" w:themeShade="80"/>
                 <w:sz w:val="24"/>
                 <w:szCs w:val="24"/>
               </w:rPr>
-            </w:pPr>
-          </w:p>
-          <w:p>
-            <w:pPr>
-              <w:tabs>
-                <w:tab w:val="left" w:pos="454"/>
-              </w:tabs>
-              <w:jc w:val="both"/>
-              <w:rPr>
-                <w:rFonts w:eastAsiaTheme="majorEastAsia"/>
-                <w:color w:val="767171" w:themeColor="background2" w:themeShade="80"/>
-                <w:sz w:val="24"/>
-                <w:szCs w:val="24"/>
-              </w:rPr>
-            </w:pPr>
+              <w:t>Reconozco debilidades en la formalización documental de procesos internos y metodologías de gestión ágil tradicional. Suelo priorizar que el software compile, funcione y facture antes de estructurar actas o ceremonias. Asimismo, debo fortalecer la implementación de pruebas automatizadas de carga masiva y estrés dentro del aseguramiento de calidad formal para certificar la resiliencia del sistema bajo estándares de industria.</w:t>
+            </w:r>
           </w:p>
           <w:p>
             <w:pPr>
@@ -1242,62 +1269,75 @@
                 <w:szCs w:val="24"/>
               </w:rPr>
             </w:pPr>
-          </w:p>
-          <w:p>
-            <w:pPr>
-              <w:tabs>
-                <w:tab w:val="left" w:pos="454"/>
-              </w:tabs>
-              <w:jc w:val="both"/>
+            <w:r>
               <w:rPr>
                 <w:rFonts w:eastAsiaTheme="majorEastAsia"/>
                 <w:color w:val="767171" w:themeColor="background2" w:themeShade="80"/>
                 <w:sz w:val="24"/>
                 <w:szCs w:val="24"/>
               </w:rPr>
-            </w:pPr>
-          </w:p>
-          <w:p>
-            <w:pPr>
-              <w:tabs>
-                <w:tab w:val="left" w:pos="454"/>
-              </w:tabs>
-              <w:jc w:val="both"/>
+              <w:t xml:space="preserve">El desarrollo </w:t>
+            </w:r>
+            <w:proofErr w:type="spellStart"/>
+            <w:r>
               <w:rPr>
                 <w:rFonts w:eastAsiaTheme="majorEastAsia"/>
                 <w:color w:val="767171" w:themeColor="background2" w:themeShade="80"/>
                 <w:sz w:val="24"/>
                 <w:szCs w:val="24"/>
               </w:rPr>
-            </w:pPr>
-          </w:p>
-          <w:p>
-            <w:pPr>
-              <w:tabs>
-                <w:tab w:val="left" w:pos="454"/>
-              </w:tabs>
-              <w:jc w:val="both"/>
+              <w:t>backend</w:t>
+            </w:r>
+            <w:proofErr w:type="spellEnd"/>
+            <w:r>
               <w:rPr>
                 <w:rFonts w:eastAsiaTheme="majorEastAsia"/>
                 <w:color w:val="767171" w:themeColor="background2" w:themeShade="80"/>
                 <w:sz w:val="24"/>
                 <w:szCs w:val="24"/>
               </w:rPr>
-            </w:pPr>
-          </w:p>
-          <w:p>
-            <w:pPr>
-              <w:tabs>
-                <w:tab w:val="left" w:pos="454"/>
-              </w:tabs>
-              <w:jc w:val="both"/>
+              <w:t xml:space="preserve">, la arquitectura </w:t>
+            </w:r>
+            <w:proofErr w:type="spellStart"/>
+            <w:r>
               <w:rPr>
                 <w:rFonts w:eastAsiaTheme="majorEastAsia"/>
                 <w:color w:val="767171" w:themeColor="background2" w:themeShade="80"/>
                 <w:sz w:val="24"/>
                 <w:szCs w:val="24"/>
               </w:rPr>
-            </w:pPr>
+              <w:t>cloud</w:t>
+            </w:r>
+            <w:proofErr w:type="spellEnd"/>
+            <w:r>
+              <w:rPr>
+                <w:rFonts w:eastAsiaTheme="majorEastAsia"/>
+                <w:color w:val="767171" w:themeColor="background2" w:themeShade="80"/>
+                <w:sz w:val="24"/>
+                <w:szCs w:val="24"/>
+              </w:rPr>
+              <w:t xml:space="preserve"> escalable y la analítica de datos orientada a e-</w:t>
+            </w:r>
+            <w:proofErr w:type="spellStart"/>
+            <w:r>
+              <w:rPr>
+                <w:rFonts w:eastAsiaTheme="majorEastAsia"/>
+                <w:color w:val="767171" w:themeColor="background2" w:themeShade="80"/>
+                <w:sz w:val="24"/>
+                <w:szCs w:val="24"/>
+              </w:rPr>
+              <w:t>commerce</w:t>
+            </w:r>
+            <w:proofErr w:type="spellEnd"/>
+            <w:r>
+              <w:rPr>
+                <w:rFonts w:eastAsiaTheme="majorEastAsia"/>
+                <w:color w:val="767171" w:themeColor="background2" w:themeShade="80"/>
+                <w:sz w:val="24"/>
+                <w:szCs w:val="24"/>
+              </w:rPr>
+              <w:t>. Mi interés central es crear software transaccional de alto tráfico que genere rentabilidad medible y resuelva cuellos de botella técnicos.</w:t>
+            </w:r>
           </w:p>
           <w:p>
             <w:pPr>
@@ -1382,34 +1422,15 @@
                 <w:szCs w:val="24"/>
               </w:rPr>
             </w:pPr>
-          </w:p>
-          <w:p>
-            <w:pPr>
-              <w:tabs>
-                <w:tab w:val="left" w:pos="454"/>
-              </w:tabs>
-              <w:jc w:val="both"/>
+            <w:r>
               <w:rPr>
                 <w:rFonts w:eastAsiaTheme="majorEastAsia"/>
                 <w:color w:val="767171" w:themeColor="background2" w:themeShade="80"/>
                 <w:sz w:val="24"/>
                 <w:szCs w:val="24"/>
               </w:rPr>
-            </w:pPr>
-          </w:p>
-          <w:p>
-            <w:pPr>
-              <w:tabs>
-                <w:tab w:val="left" w:pos="454"/>
-              </w:tabs>
-              <w:jc w:val="both"/>
-              <w:rPr>
-                <w:rFonts w:eastAsiaTheme="majorEastAsia"/>
-                <w:color w:val="767171" w:themeColor="background2" w:themeShade="80"/>
-                <w:sz w:val="24"/>
-                <w:szCs w:val="24"/>
-              </w:rPr>
-            </w:pPr>
+              <w:t>Se vinculan directamente con construir modelos arquitectónicos sistémicos, desarrollo de programas de variada complejidad y resolución de vulnerabilidades. Requiero fortalecer especialmente la certificación formal de procesos y productos (QA sistematizado y pruebas de carga), para no quedarme únicamente en las pruebas unitarias y de integración que resuelvo en local.</w:t>
+            </w:r>
           </w:p>
           <w:p>
             <w:pPr>
@@ -1511,20 +1532,6 @@
           </w:p>
           <w:p>
             <w:pPr>
-              <w:tabs>
-                <w:tab w:val="left" w:pos="454"/>
-              </w:tabs>
-              <w:jc w:val="both"/>
-              <w:rPr>
-                <w:rFonts w:eastAsiaTheme="majorEastAsia"/>
-                <w:color w:val="767171" w:themeColor="background2" w:themeShade="80"/>
-                <w:sz w:val="24"/>
-                <w:szCs w:val="24"/>
-              </w:rPr>
-            </w:pPr>
-          </w:p>
-          <w:p>
-            <w:pPr>
               <w:jc w:val="both"/>
               <w:rPr>
                 <w:rFonts w:ascii="Calibri" w:hAnsi="Calibri"/>
@@ -1533,17 +1540,75 @@
                 <w:color w:val="1F4E79" w:themeColor="accent1" w:themeShade="80"/>
               </w:rPr>
             </w:pPr>
-          </w:p>
-          <w:p>
-            <w:pPr>
-              <w:jc w:val="both"/>
-              <w:rPr>
-                <w:rFonts w:ascii="Calibri" w:hAnsi="Calibri"/>
-                <w:b/>
-                <w:bCs/>
-                <w:color w:val="1F4E79" w:themeColor="accent1" w:themeShade="80"/>
-              </w:rPr>
-            </w:pPr>
+            <w:r>
+              <w:rPr>
+                <w:rFonts w:eastAsiaTheme="majorEastAsia"/>
+                <w:color w:val="767171" w:themeColor="background2" w:themeShade="80"/>
+                <w:sz w:val="24"/>
+                <w:szCs w:val="24"/>
+              </w:rPr>
+              <w:t>Me veo liderando técnicamente mi propio negocio digital enfocado en e-</w:t>
+            </w:r>
+            <w:proofErr w:type="spellStart"/>
+            <w:r>
+              <w:rPr>
+                <w:rFonts w:eastAsiaTheme="majorEastAsia"/>
+                <w:color w:val="767171" w:themeColor="background2" w:themeShade="80"/>
+                <w:sz w:val="24"/>
+                <w:szCs w:val="24"/>
+              </w:rPr>
+              <w:t>commerce</w:t>
+            </w:r>
+            <w:proofErr w:type="spellEnd"/>
+            <w:r>
+              <w:rPr>
+                <w:rFonts w:eastAsiaTheme="majorEastAsia"/>
+                <w:color w:val="767171" w:themeColor="background2" w:themeShade="80"/>
+                <w:sz w:val="24"/>
+                <w:szCs w:val="24"/>
+              </w:rPr>
+              <w:t xml:space="preserve"> y servicios </w:t>
+            </w:r>
+            <w:proofErr w:type="spellStart"/>
+            <w:r>
+              <w:rPr>
+                <w:rFonts w:eastAsiaTheme="majorEastAsia"/>
+                <w:color w:val="767171" w:themeColor="background2" w:themeShade="80"/>
+                <w:sz w:val="24"/>
+                <w:szCs w:val="24"/>
+              </w:rPr>
+              <w:t>cloud</w:t>
+            </w:r>
+            <w:proofErr w:type="spellEnd"/>
+            <w:r>
+              <w:rPr>
+                <w:rFonts w:eastAsiaTheme="majorEastAsia"/>
+                <w:color w:val="767171" w:themeColor="background2" w:themeShade="80"/>
+                <w:sz w:val="24"/>
+                <w:szCs w:val="24"/>
+              </w:rPr>
+              <w:t xml:space="preserve">, con una plataforma modular operando de forma autónoma. Busco mantener un rol de Lead </w:t>
+            </w:r>
+            <w:proofErr w:type="spellStart"/>
+            <w:r>
+              <w:rPr>
+                <w:rFonts w:eastAsiaTheme="majorEastAsia"/>
+                <w:color w:val="767171" w:themeColor="background2" w:themeShade="80"/>
+                <w:sz w:val="24"/>
+                <w:szCs w:val="24"/>
+              </w:rPr>
+              <w:t>Developer</w:t>
+            </w:r>
+            <w:proofErr w:type="spellEnd"/>
+            <w:r>
+              <w:rPr>
+                <w:rFonts w:eastAsiaTheme="majorEastAsia"/>
+                <w:color w:val="767171" w:themeColor="background2" w:themeShade="80"/>
+                <w:sz w:val="24"/>
+                <w:szCs w:val="24"/>
+              </w:rPr>
+              <w:t xml:space="preserve"> o Arquitecto de Software, resolviendo problemas de infraestructura, optimizando costos en la nube e integrando componentes de analítica y recomendación directamente a producción.</w:t>
+            </w:r>
           </w:p>
           <w:p>
             <w:pPr>
@@ -1743,8 +1808,6 @@
                 <w:szCs w:val="20"/>
               </w:rPr>
             </w:pPr>
-            <w:bookmarkStart w:id="0" w:name="_GoBack"/>
-            <w:bookmarkEnd w:id="0"/>
             <w:r>
               <w:rPr>
                 <w:rFonts w:eastAsiaTheme="majorEastAsia"/>
@@ -1845,6 +1908,55 @@
                 <w:szCs w:val="24"/>
               </w:rPr>
             </w:pPr>
+            <w:r>
+              <w:rPr>
+                <w:rFonts w:eastAsiaTheme="majorEastAsia"/>
+                <w:color w:val="767171" w:themeColor="background2" w:themeShade="80"/>
+                <w:sz w:val="24"/>
+                <w:szCs w:val="24"/>
+              </w:rPr>
+              <w:t xml:space="preserve">Sí. En el ciclo anterior veníamos trabajando en la base de Ahorrito </w:t>
+            </w:r>
+            <w:proofErr w:type="spellStart"/>
+            <w:r>
+              <w:rPr>
+                <w:rFonts w:eastAsiaTheme="majorEastAsia"/>
+                <w:color w:val="767171" w:themeColor="background2" w:themeShade="80"/>
+                <w:sz w:val="24"/>
+                <w:szCs w:val="24"/>
+              </w:rPr>
+              <w:t>Gaming</w:t>
+            </w:r>
+            <w:proofErr w:type="spellEnd"/>
+            <w:r>
+              <w:rPr>
+                <w:rFonts w:eastAsiaTheme="majorEastAsia"/>
+                <w:color w:val="767171" w:themeColor="background2" w:themeShade="80"/>
+                <w:sz w:val="24"/>
+                <w:szCs w:val="24"/>
+              </w:rPr>
+              <w:t xml:space="preserve">, el cual sentó las bases para el modelamiento de servicios y consumo de datos. Sin embargo, para este proyecto final decidimos evolucionar y ajustar la propuesta hacia </w:t>
+            </w:r>
+            <w:proofErr w:type="spellStart"/>
+            <w:r>
+              <w:rPr>
+                <w:rFonts w:eastAsiaTheme="majorEastAsia"/>
+                <w:color w:val="767171" w:themeColor="background2" w:themeShade="80"/>
+                <w:sz w:val="24"/>
+                <w:szCs w:val="24"/>
+              </w:rPr>
+              <w:t>SugoiAnime</w:t>
+            </w:r>
+            <w:proofErr w:type="spellEnd"/>
+            <w:r>
+              <w:rPr>
+                <w:rFonts w:eastAsiaTheme="majorEastAsia"/>
+                <w:color w:val="767171" w:themeColor="background2" w:themeShade="80"/>
+                <w:sz w:val="24"/>
+                <w:szCs w:val="24"/>
+              </w:rPr>
+              <w:t>.</w:t>
+            </w:r>
           </w:p>
           <w:p>
             <w:pPr>
@@ -1859,6 +1971,29 @@
                 <w:szCs w:val="24"/>
               </w:rPr>
             </w:pPr>
+          </w:p>
+          <w:p>
+            <w:pPr>
+              <w:tabs>
+                <w:tab w:val="left" w:pos="454"/>
+              </w:tabs>
+              <w:jc w:val="both"/>
+              <w:rPr>
+                <w:rFonts w:eastAsiaTheme="majorEastAsia"/>
+                <w:color w:val="767171" w:themeColor="background2" w:themeShade="80"/>
+                <w:sz w:val="24"/>
+                <w:szCs w:val="24"/>
+              </w:rPr>
+            </w:pPr>
+            <w:r>
+              <w:rPr>
+                <w:rFonts w:eastAsiaTheme="majorEastAsia"/>
+                <w:color w:val="767171" w:themeColor="background2" w:themeShade="80"/>
+                <w:sz w:val="24"/>
+                <w:szCs w:val="24"/>
+              </w:rPr>
+              <w:t>El ajuste es claro: pasamos de una herramienta de catálogo básica a una plataforma de streaming y consumo multimedia completa, implementando una arquitectura distribuida de microservicios con Spring Boot, reproducción continua, cálculo de similitud de coseno para recomendaciones y soporte transaccional escalable, adaptado a la realidad del consumo de contenido en Chile.</w:t>
+            </w:r>
           </w:p>
           <w:p>
             <w:pPr>
@@ -2213,7 +2348,7 @@
 </file>
 
 <file path=word/endnotes.xml><?xml version="1.0" encoding="utf-8"?>
-<w:endnotes xmlns:wpc="http://schemas.microsoft.com/office/word/2010/wordprocessingCanvas" xmlns:cx="http://schemas.microsoft.com/office/drawing/2014/chartex" xmlns:mc="http://schemas.openxmlformats.org/markup-compatibility/2006" xmlns:o="urn:schemas-microsoft-com:office:office" xmlns:r="http://schemas.openxmlformats.org/officeDocument/2006/relationships" xmlns:m="http://schemas.openxmlformats.org/officeDocument/2006/math" xmlns:v="urn:schemas-microsoft-com:vml" xmlns:wp14="http://schemas.microsoft.com/office/word/2010/wordprocessingDrawing" xmlns:wp="http://schemas.openxmlformats.org/drawingml/2006/wordprocessingDrawing" xmlns:w10="urn:schemas-microsoft-com:office:word" xmlns:w="http://schemas.openxmlformats.org/wordprocessingml/2006/main" xmlns:w14="http://schemas.microsoft.com/office/word/2010/wordml" xmlns:w15="http://schemas.microsoft.com/office/word/2012/wordml" xmlns:w16se="http://schemas.microsoft.com/office/word/2015/wordml/symex" xmlns:wpg="http://schemas.microsoft.com/office/word/2010/wordprocessingGroup" xmlns:wpi="http://schemas.microsoft.com/office/word/2010/wordprocessingInk" xmlns:wne="http://schemas.microsoft.com/office/word/2006/wordml" xmlns:wps="http://schemas.microsoft.com/office/word/2010/wordprocessingShape" mc:Ignorable="w14 w15 w16se wp14">
+<w:endnotes xmlns:wpc="http://schemas.microsoft.com/office/word/2010/wordprocessingCanvas" xmlns:cx="http://schemas.microsoft.com/office/drawing/2014/chartex" xmlns:cx1="http://schemas.microsoft.com/office/drawing/2015/9/8/chartex" xmlns:cx2="http://schemas.microsoft.com/office/drawing/2015/10/21/chartex" xmlns:cx3="http://schemas.microsoft.com/office/drawing/2016/5/9/chartex" xmlns:cx4="http://schemas.microsoft.com/office/drawing/2016/5/10/chartex" xmlns:cx5="http://schemas.microsoft.com/office/drawing/2016/5/11/chartex" xmlns:cx6="http://schemas.microsoft.com/office/drawing/2016/5/12/chartex" xmlns:cx7="http://schemas.microsoft.com/office/drawing/2016/5/13/chartex" xmlns:cx8="http://schemas.microsoft.com/office/drawing/2016/5/14/chartex" xmlns:mc="http://schemas.openxmlformats.org/markup-compatibility/2006" xmlns:aink="http://schemas.microsoft.com/office/drawing/2016/ink" xmlns:am3d="http://schemas.microsoft.com/office/drawing/2017/model3d" xmlns:o="urn:schemas-microsoft-com:office:office" xmlns:oel="http://schemas.microsoft.com/office/2019/extlst" xmlns:r="http://schemas.openxmlformats.org/officeDocument/2006/relationships" xmlns:m="http://schemas.openxmlformats.org/officeDocument/2006/math" xmlns:v="urn:schemas-microsoft-com:vml" xmlns:wp14="http://schemas.microsoft.com/office/word/2010/wordprocessingDrawing" xmlns:wp="http://schemas.openxmlformats.org/drawingml/2006/wordprocessingDrawing" xmlns:w10="urn:schemas-microsoft-com:office:word" xmlns:w="http://schemas.openxmlformats.org/wordprocessingml/2006/main" xmlns:w14="http://schemas.microsoft.com/office/word/2010/wordml" xmlns:w15="http://schemas.microsoft.com/office/word/2012/wordml" xmlns:w16cex="http://schemas.microsoft.com/office/word/2018/wordml/cex" xmlns:w16cid="http://schemas.microsoft.com/office/word/2016/wordml/cid" xmlns:w16="http://schemas.microsoft.com/office/word/2018/wordml" xmlns:w16du="http://schemas.microsoft.com/office/word/2023/wordml/word16du" xmlns:w16sdtdh="http://schemas.microsoft.com/office/word/2020/wordml/sdtdatahash" xmlns:w16sdtfl="http://schemas.microsoft.com/office/word/2024/wordml/sdtformatlock" xmlns:w16se="http://schemas.microsoft.com/office/word/2015/wordml/symex" xmlns:wpg="http://schemas.microsoft.com/office/word/2010/wordprocessingGroup" xmlns:wpi="http://schemas.microsoft.com/office/word/2010/wordprocessingInk" xmlns:wne="http://schemas.microsoft.com/office/word/2006/wordml" xmlns:wps="http://schemas.microsoft.com/office/word/2010/wordprocessingShape" mc:Ignorable="w14 w15 w16se w16cid w16 w16cex w16sdtdh w16sdtfl w16du wp14">
   <w:endnote w:type="separator" w:id="-1">
     <w:p>
       <w:pPr>
@@ -2238,7 +2373,7 @@
 </file>
 
 <file path=word/footer1.xml><?xml version="1.0" encoding="utf-8"?>
-<w:ftr xmlns:wpc="http://schemas.microsoft.com/office/word/2010/wordprocessingCanvas" xmlns:cx="http://schemas.microsoft.com/office/drawing/2014/chartex" xmlns:mc="http://schemas.openxmlformats.org/markup-compatibility/2006" xmlns:o="urn:schemas-microsoft-com:office:office" xmlns:r="http://schemas.openxmlformats.org/officeDocument/2006/relationships" xmlns:m="http://schemas.openxmlformats.org/officeDocument/2006/math" xmlns:v="urn:schemas-microsoft-com:vml" xmlns:wp14="http://schemas.microsoft.com/office/word/2010/wordprocessingDrawing" xmlns:wp="http://schemas.openxmlformats.org/drawingml/2006/wordprocessingDrawing" xmlns:w10="urn:schemas-microsoft-com:office:word" xmlns:w="http://schemas.openxmlformats.org/wordprocessingml/2006/main" xmlns:w14="http://schemas.microsoft.com/office/word/2010/wordml" xmlns:w15="http://schemas.microsoft.com/office/word/2012/wordml" xmlns:w16se="http://schemas.microsoft.com/office/word/2015/wordml/symex" xmlns:wpg="http://schemas.microsoft.com/office/word/2010/wordprocessingGroup" xmlns:wpi="http://schemas.microsoft.com/office/word/2010/wordprocessingInk" xmlns:wne="http://schemas.microsoft.com/office/word/2006/wordml" xmlns:wps="http://schemas.microsoft.com/office/word/2010/wordprocessingShape" mc:Ignorable="w14 w15 w16se wp14">
+<w:ftr xmlns:wpc="http://schemas.microsoft.com/office/word/2010/wordprocessingCanvas" xmlns:cx="http://schemas.microsoft.com/office/drawing/2014/chartex" xmlns:cx1="http://schemas.microsoft.com/office/drawing/2015/9/8/chartex" xmlns:cx2="http://schemas.microsoft.com/office/drawing/2015/10/21/chartex" xmlns:cx3="http://schemas.microsoft.com/office/drawing/2016/5/9/chartex" xmlns:cx4="http://schemas.microsoft.com/office/drawing/2016/5/10/chartex" xmlns:cx5="http://schemas.microsoft.com/office/drawing/2016/5/11/chartex" xmlns:cx6="http://schemas.microsoft.com/office/drawing/2016/5/12/chartex" xmlns:cx7="http://schemas.microsoft.com/office/drawing/2016/5/13/chartex" xmlns:cx8="http://schemas.microsoft.com/office/drawing/2016/5/14/chartex" xmlns:mc="http://schemas.openxmlformats.org/markup-compatibility/2006" xmlns:aink="http://schemas.microsoft.com/office/drawing/2016/ink" xmlns:am3d="http://schemas.microsoft.com/office/drawing/2017/model3d" xmlns:o="urn:schemas-microsoft-com:office:office" xmlns:oel="http://schemas.microsoft.com/office/2019/extlst" xmlns:r="http://schemas.openxmlformats.org/officeDocument/2006/relationships" xmlns:m="http://schemas.openxmlformats.org/officeDocument/2006/math" xmlns:v="urn:schemas-microsoft-com:vml" xmlns:wp14="http://schemas.microsoft.com/office/word/2010/wordprocessingDrawing" xmlns:wp="http://schemas.openxmlformats.org/drawingml/2006/wordprocessingDrawing" xmlns:w10="urn:schemas-microsoft-com:office:word" xmlns:w="http://schemas.openxmlformats.org/wordprocessingml/2006/main" xmlns:w14="http://schemas.microsoft.com/office/word/2010/wordml" xmlns:w15="http://schemas.microsoft.com/office/word/2012/wordml" xmlns:w16cex="http://schemas.microsoft.com/office/word/2018/wordml/cex" xmlns:w16cid="http://schemas.microsoft.com/office/word/2016/wordml/cid" xmlns:w16="http://schemas.microsoft.com/office/word/2018/wordml" xmlns:w16du="http://schemas.microsoft.com/office/word/2023/wordml/word16du" xmlns:w16sdtdh="http://schemas.microsoft.com/office/word/2020/wordml/sdtdatahash" xmlns:w16sdtfl="http://schemas.microsoft.com/office/word/2024/wordml/sdtformatlock" xmlns:w16se="http://schemas.microsoft.com/office/word/2015/wordml/symex" xmlns:wpg="http://schemas.microsoft.com/office/word/2010/wordprocessingGroup" xmlns:wpi="http://schemas.microsoft.com/office/word/2010/wordprocessingInk" xmlns:wne="http://schemas.microsoft.com/office/word/2006/wordml" xmlns:wps="http://schemas.microsoft.com/office/word/2010/wordprocessingShape" mc:Ignorable="w14 w15 w16se w16cid w16 w16cex w16sdtdh w16sdtfl w16du wp14">
   <w:sdt>
     <w:sdtPr>
       <w:id w:val="-937982979"/>
@@ -2247,7 +2382,6 @@
         <w:docPartUnique/>
       </w:docPartObj>
     </w:sdtPr>
-    <w:sdtEndPr/>
     <w:sdtContent>
       <w:p>
         <w:pPr>
@@ -2526,7 +2660,7 @@
 </file>
 
 <file path=word/footnotes.xml><?xml version="1.0" encoding="utf-8"?>
-<w:footnotes xmlns:wpc="http://schemas.microsoft.com/office/word/2010/wordprocessingCanvas" xmlns:cx="http://schemas.microsoft.com/office/drawing/2014/chartex" xmlns:mc="http://schemas.openxmlformats.org/markup-compatibility/2006" xmlns:o="urn:schemas-microsoft-com:office:office" xmlns:r="http://schemas.openxmlformats.org/officeDocument/2006/relationships" xmlns:m="http://schemas.openxmlformats.org/officeDocument/2006/math" xmlns:v="urn:schemas-microsoft-com:vml" xmlns:wp14="http://schemas.microsoft.com/office/word/2010/wordprocessingDrawing" xmlns:wp="http://schemas.openxmlformats.org/drawingml/2006/wordprocessingDrawing" xmlns:w10="urn:schemas-microsoft-com:office:word" xmlns:w="http://schemas.openxmlformats.org/wordprocessingml/2006/main" xmlns:w14="http://schemas.microsoft.com/office/word/2010/wordml" xmlns:w15="http://schemas.microsoft.com/office/word/2012/wordml" xmlns:w16se="http://schemas.microsoft.com/office/word/2015/wordml/symex" xmlns:wpg="http://schemas.microsoft.com/office/word/2010/wordprocessingGroup" xmlns:wpi="http://schemas.microsoft.com/office/word/2010/wordprocessingInk" xmlns:wne="http://schemas.microsoft.com/office/word/2006/wordml" xmlns:wps="http://schemas.microsoft.com/office/word/2010/wordprocessingShape" mc:Ignorable="w14 w15 w16se wp14">
+<w:footnotes xmlns:wpc="http://schemas.microsoft.com/office/word/2010/wordprocessingCanvas" xmlns:cx="http://schemas.microsoft.com/office/drawing/2014/chartex" xmlns:cx1="http://schemas.microsoft.com/office/drawing/2015/9/8/chartex" xmlns:cx2="http://schemas.microsoft.com/office/drawing/2015/10/21/chartex" xmlns:cx3="http://schemas.microsoft.com/office/drawing/2016/5/9/chartex" xmlns:cx4="http://schemas.microsoft.com/office/drawing/2016/5/10/chartex" xmlns:cx5="http://schemas.microsoft.com/office/drawing/2016/5/11/chartex" xmlns:cx6="http://schemas.microsoft.com/office/drawing/2016/5/12/chartex" xmlns:cx7="http://schemas.microsoft.com/office/drawing/2016/5/13/chartex" xmlns:cx8="http://schemas.microsoft.com/office/drawing/2016/5/14/chartex" xmlns:mc="http://schemas.openxmlformats.org/markup-compatibility/2006" xmlns:aink="http://schemas.microsoft.com/office/drawing/2016/ink" xmlns:am3d="http://schemas.microsoft.com/office/drawing/2017/model3d" xmlns:o="urn:schemas-microsoft-com:office:office" xmlns:oel="http://schemas.microsoft.com/office/2019/extlst" xmlns:r="http://schemas.openxmlformats.org/officeDocument/2006/relationships" xmlns:m="http://schemas.openxmlformats.org/officeDocument/2006/math" xmlns:v="urn:schemas-microsoft-com:vml" xmlns:wp14="http://schemas.microsoft.com/office/word/2010/wordprocessingDrawing" xmlns:wp="http://schemas.openxmlformats.org/drawingml/2006/wordprocessingDrawing" xmlns:w10="urn:schemas-microsoft-com:office:word" xmlns:w="http://schemas.openxmlformats.org/wordprocessingml/2006/main" xmlns:w14="http://schemas.microsoft.com/office/word/2010/wordml" xmlns:w15="http://schemas.microsoft.com/office/word/2012/wordml" xmlns:w16cex="http://schemas.microsoft.com/office/word/2018/wordml/cex" xmlns:w16cid="http://schemas.microsoft.com/office/word/2016/wordml/cid" xmlns:w16="http://schemas.microsoft.com/office/word/2018/wordml" xmlns:w16du="http://schemas.microsoft.com/office/word/2023/wordml/word16du" xmlns:w16sdtdh="http://schemas.microsoft.com/office/word/2020/wordml/sdtdatahash" xmlns:w16sdtfl="http://schemas.microsoft.com/office/word/2024/wordml/sdtformatlock" xmlns:w16se="http://schemas.microsoft.com/office/word/2015/wordml/symex" xmlns:wpg="http://schemas.microsoft.com/office/word/2010/wordprocessingGroup" xmlns:wpi="http://schemas.microsoft.com/office/word/2010/wordprocessingInk" xmlns:wne="http://schemas.microsoft.com/office/word/2006/wordml" xmlns:wps="http://schemas.microsoft.com/office/word/2010/wordprocessingShape" mc:Ignorable="w14 w15 w16se w16cid w16 w16cex w16sdtdh w16sdtfl w16du wp14">
   <w:footnote w:type="separator" w:id="-1">
     <w:p>
       <w:pPr>
@@ -2551,7 +2685,7 @@
 </file>
 
 <file path=word/header1.xml><?xml version="1.0" encoding="utf-8"?>
-<w:hdr xmlns:wpc="http://schemas.microsoft.com/office/word/2010/wordprocessingCanvas" xmlns:cx="http://schemas.microsoft.com/office/drawing/2014/chartex" xmlns:mc="http://schemas.openxmlformats.org/markup-compatibility/2006" xmlns:o="urn:schemas-microsoft-com:office:office" xmlns:r="http://schemas.openxmlformats.org/officeDocument/2006/relationships" xmlns:m="http://schemas.openxmlformats.org/officeDocument/2006/math" xmlns:v="urn:schemas-microsoft-com:vml" xmlns:wp14="http://schemas.microsoft.com/office/word/2010/wordprocessingDrawing" xmlns:wp="http://schemas.openxmlformats.org/drawingml/2006/wordprocessingDrawing" xmlns:w10="urn:schemas-microsoft-com:office:word" xmlns:w="http://schemas.openxmlformats.org/wordprocessingml/2006/main" xmlns:w14="http://schemas.microsoft.com/office/word/2010/wordml" xmlns:w15="http://schemas.microsoft.com/office/word/2012/wordml" xmlns:w16se="http://schemas.microsoft.com/office/word/2015/wordml/symex" xmlns:wpg="http://schemas.microsoft.com/office/word/2010/wordprocessingGroup" xmlns:wpi="http://schemas.microsoft.com/office/word/2010/wordprocessingInk" xmlns:wne="http://schemas.microsoft.com/office/word/2006/wordml" xmlns:wps="http://schemas.microsoft.com/office/word/2010/wordprocessingShape" mc:Ignorable="w14 w15 w16se wp14">
+<w:hdr xmlns:wpc="http://schemas.microsoft.com/office/word/2010/wordprocessingCanvas" xmlns:cx="http://schemas.microsoft.com/office/drawing/2014/chartex" xmlns:cx1="http://schemas.microsoft.com/office/drawing/2015/9/8/chartex" xmlns:cx2="http://schemas.microsoft.com/office/drawing/2015/10/21/chartex" xmlns:cx3="http://schemas.microsoft.com/office/drawing/2016/5/9/chartex" xmlns:cx4="http://schemas.microsoft.com/office/drawing/2016/5/10/chartex" xmlns:cx5="http://schemas.microsoft.com/office/drawing/2016/5/11/chartex" xmlns:cx6="http://schemas.microsoft.com/office/drawing/2016/5/12/chartex" xmlns:cx7="http://schemas.microsoft.com/office/drawing/2016/5/13/chartex" xmlns:cx8="http://schemas.microsoft.com/office/drawing/2016/5/14/chartex" xmlns:mc="http://schemas.openxmlformats.org/markup-compatibility/2006" xmlns:aink="http://schemas.microsoft.com/office/drawing/2016/ink" xmlns:am3d="http://schemas.microsoft.com/office/drawing/2017/model3d" xmlns:o="urn:schemas-microsoft-com:office:office" xmlns:oel="http://schemas.microsoft.com/office/2019/extlst" xmlns:r="http://schemas.openxmlformats.org/officeDocument/2006/relationships" xmlns:m="http://schemas.openxmlformats.org/officeDocument/2006/math" xmlns:v="urn:schemas-microsoft-com:vml" xmlns:wp14="http://schemas.microsoft.com/office/word/2010/wordprocessingDrawing" xmlns:wp="http://schemas.openxmlformats.org/drawingml/2006/wordprocessingDrawing" xmlns:w10="urn:schemas-microsoft-com:office:word" xmlns:w="http://schemas.openxmlformats.org/wordprocessingml/2006/main" xmlns:w14="http://schemas.microsoft.com/office/word/2010/wordml" xmlns:w15="http://schemas.microsoft.com/office/word/2012/wordml" xmlns:w16cex="http://schemas.microsoft.com/office/word/2018/wordml/cex" xmlns:w16cid="http://schemas.microsoft.com/office/word/2016/wordml/cid" xmlns:w16="http://schemas.microsoft.com/office/word/2018/wordml" xmlns:w16du="http://schemas.microsoft.com/office/word/2023/wordml/word16du" xmlns:w16sdtdh="http://schemas.microsoft.com/office/word/2020/wordml/sdtdatahash" xmlns:w16sdtfl="http://schemas.microsoft.com/office/word/2024/wordml/sdtformatlock" xmlns:w16se="http://schemas.microsoft.com/office/word/2015/wordml/symex" xmlns:wpg="http://schemas.microsoft.com/office/word/2010/wordprocessingGroup" xmlns:wpi="http://schemas.microsoft.com/office/word/2010/wordprocessingInk" xmlns:wne="http://schemas.microsoft.com/office/word/2006/wordml" xmlns:wps="http://schemas.microsoft.com/office/word/2010/wordprocessingShape" mc:Ignorable="w14 w15 w16se w16cid w16 w16cex w16sdtdh w16sdtfl w16du wp14">
   <w:tbl>
     <w:tblPr>
       <w:tblStyle w:val="Tablaconcuadrcula"/>
@@ -2721,7 +2855,7 @@
 </file>
 
 <file path=word/header2.xml><?xml version="1.0" encoding="utf-8"?>
-<w:hdr xmlns:wpc="http://schemas.microsoft.com/office/word/2010/wordprocessingCanvas" xmlns:cx="http://schemas.microsoft.com/office/drawing/2014/chartex" xmlns:mc="http://schemas.openxmlformats.org/markup-compatibility/2006" xmlns:o="urn:schemas-microsoft-com:office:office" xmlns:r="http://schemas.openxmlformats.org/officeDocument/2006/relationships" xmlns:m="http://schemas.openxmlformats.org/officeDocument/2006/math" xmlns:v="urn:schemas-microsoft-com:vml" xmlns:wp14="http://schemas.microsoft.com/office/word/2010/wordprocessingDrawing" xmlns:wp="http://schemas.openxmlformats.org/drawingml/2006/wordprocessingDrawing" xmlns:w10="urn:schemas-microsoft-com:office:word" xmlns:w="http://schemas.openxmlformats.org/wordprocessingml/2006/main" xmlns:w14="http://schemas.microsoft.com/office/word/2010/wordml" xmlns:w15="http://schemas.microsoft.com/office/word/2012/wordml" xmlns:w16se="http://schemas.microsoft.com/office/word/2015/wordml/symex" xmlns:wpg="http://schemas.microsoft.com/office/word/2010/wordprocessingGroup" xmlns:wpi="http://schemas.microsoft.com/office/word/2010/wordprocessingInk" xmlns:wne="http://schemas.microsoft.com/office/word/2006/wordml" xmlns:wps="http://schemas.microsoft.com/office/word/2010/wordprocessingShape" mc:Ignorable="w14 w15 w16se wp14">
+<w:hdr xmlns:wpc="http://schemas.microsoft.com/office/word/2010/wordprocessingCanvas" xmlns:cx="http://schemas.microsoft.com/office/drawing/2014/chartex" xmlns:cx1="http://schemas.microsoft.com/office/drawing/2015/9/8/chartex" xmlns:cx2="http://schemas.microsoft.com/office/drawing/2015/10/21/chartex" xmlns:cx3="http://schemas.microsoft.com/office/drawing/2016/5/9/chartex" xmlns:cx4="http://schemas.microsoft.com/office/drawing/2016/5/10/chartex" xmlns:cx5="http://schemas.microsoft.com/office/drawing/2016/5/11/chartex" xmlns:cx6="http://schemas.microsoft.com/office/drawing/2016/5/12/chartex" xmlns:cx7="http://schemas.microsoft.com/office/drawing/2016/5/13/chartex" xmlns:cx8="http://schemas.microsoft.com/office/drawing/2016/5/14/chartex" xmlns:mc="http://schemas.openxmlformats.org/markup-compatibility/2006" xmlns:aink="http://schemas.microsoft.com/office/drawing/2016/ink" xmlns:am3d="http://schemas.microsoft.com/office/drawing/2017/model3d" xmlns:o="urn:schemas-microsoft-com:office:office" xmlns:oel="http://schemas.microsoft.com/office/2019/extlst" xmlns:r="http://schemas.openxmlformats.org/officeDocument/2006/relationships" xmlns:m="http://schemas.openxmlformats.org/officeDocument/2006/math" xmlns:v="urn:schemas-microsoft-com:vml" xmlns:wp14="http://schemas.microsoft.com/office/word/2010/wordprocessingDrawing" xmlns:wp="http://schemas.openxmlformats.org/drawingml/2006/wordprocessingDrawing" xmlns:w10="urn:schemas-microsoft-com:office:word" xmlns:w="http://schemas.openxmlformats.org/wordprocessingml/2006/main" xmlns:w14="http://schemas.microsoft.com/office/word/2010/wordml" xmlns:w15="http://schemas.microsoft.com/office/word/2012/wordml" xmlns:w16cex="http://schemas.microsoft.com/office/word/2018/wordml/cex" xmlns:w16cid="http://schemas.microsoft.com/office/word/2016/wordml/cid" xmlns:w16="http://schemas.microsoft.com/office/word/2018/wordml" xmlns:w16du="http://schemas.microsoft.com/office/word/2023/wordml/word16du" xmlns:w16sdtdh="http://schemas.microsoft.com/office/word/2020/wordml/sdtdatahash" xmlns:w16sdtfl="http://schemas.microsoft.com/office/word/2024/wordml/sdtformatlock" xmlns:w16se="http://schemas.microsoft.com/office/word/2015/wordml/symex" xmlns:wpg="http://schemas.microsoft.com/office/word/2010/wordprocessingGroup" xmlns:wpi="http://schemas.microsoft.com/office/word/2010/wordprocessingInk" xmlns:wne="http://schemas.microsoft.com/office/word/2006/wordml" xmlns:wps="http://schemas.microsoft.com/office/word/2010/wordprocessingShape" mc:Ignorable="w14 w15 w16se w16cid w16 w16cex w16sdtdh w16sdtfl w16du wp14">
   <w:tbl>
     <w:tblPr>
       <w:tblStyle w:val="Tablaconcuadrcula"/>
@@ -2994,7 +3128,7 @@
 </file>
 
 <file path=word/numbering.xml><?xml version="1.0" encoding="utf-8"?>
-<w:numbering xmlns:wpc="http://schemas.microsoft.com/office/word/2010/wordprocessingCanvas" xmlns:cx="http://schemas.microsoft.com/office/drawing/2014/chartex" xmlns:mc="http://schemas.openxmlformats.org/markup-compatibility/2006" xmlns:o="urn:schemas-microsoft-com:office:office" xmlns:r="http://schemas.openxmlformats.org/officeDocument/2006/relationships" xmlns:m="http://schemas.openxmlformats.org/officeDocument/2006/math" xmlns:v="urn:schemas-microsoft-com:vml" xmlns:wp14="http://schemas.microsoft.com/office/word/2010/wordprocessingDrawing" xmlns:wp="http://schemas.openxmlformats.org/drawingml/2006/wordprocessingDrawing" xmlns:w10="urn:schemas-microsoft-com:office:word" xmlns:w="http://schemas.openxmlformats.org/wordprocessingml/2006/main" xmlns:w14="http://schemas.microsoft.com/office/word/2010/wordml" xmlns:w15="http://schemas.microsoft.com/office/word/2012/wordml" xmlns:w16se="http://schemas.microsoft.com/office/word/2015/wordml/symex" xmlns:wpg="http://schemas.microsoft.com/office/word/2010/wordprocessingGroup" xmlns:wpi="http://schemas.microsoft.com/office/word/2010/wordprocessingInk" xmlns:wne="http://schemas.microsoft.com/office/word/2006/wordml" xmlns:wps="http://schemas.microsoft.com/office/word/2010/wordprocessingShape" mc:Ignorable="w14 w15 w16se wp14">
+<w:numbering xmlns:wpc="http://schemas.microsoft.com/office/word/2010/wordprocessingCanvas" xmlns:cx="http://schemas.microsoft.com/office/drawing/2014/chartex" xmlns:cx1="http://schemas.microsoft.com/office/drawing/2015/9/8/chartex" xmlns:cx2="http://schemas.microsoft.com/office/drawing/2015/10/21/chartex" xmlns:cx3="http://schemas.microsoft.com/office/drawing/2016/5/9/chartex" xmlns:cx4="http://schemas.microsoft.com/office/drawing/2016/5/10/chartex" xmlns:cx5="http://schemas.microsoft.com/office/drawing/2016/5/11/chartex" xmlns:cx6="http://schemas.microsoft.com/office/drawing/2016/5/12/chartex" xmlns:cx7="http://schemas.microsoft.com/office/drawing/2016/5/13/chartex" xmlns:cx8="http://schemas.microsoft.com/office/drawing/2016/5/14/chartex" xmlns:mc="http://schemas.openxmlformats.org/markup-compatibility/2006" xmlns:aink="http://schemas.microsoft.com/office/drawing/2016/ink" xmlns:am3d="http://schemas.microsoft.com/office/drawing/2017/model3d" xmlns:o="urn:schemas-microsoft-com:office:office" xmlns:oel="http://schemas.microsoft.com/office/2019/extlst" xmlns:r="http://schemas.openxmlformats.org/officeDocument/2006/relationships" xmlns:m="http://schemas.openxmlformats.org/officeDocument/2006/math" xmlns:v="urn:schemas-microsoft-com:vml" xmlns:wp14="http://schemas.microsoft.com/office/word/2010/wordprocessingDrawing" xmlns:wp="http://schemas.openxmlformats.org/drawingml/2006/wordprocessingDrawing" xmlns:w10="urn:schemas-microsoft-com:office:word" xmlns:w="http://schemas.openxmlformats.org/wordprocessingml/2006/main" xmlns:w14="http://schemas.microsoft.com/office/word/2010/wordml" xmlns:w15="http://schemas.microsoft.com/office/word/2012/wordml" xmlns:w16cex="http://schemas.microsoft.com/office/word/2018/wordml/cex" xmlns:w16cid="http://schemas.microsoft.com/office/word/2016/wordml/cid" xmlns:w16="http://schemas.microsoft.com/office/word/2018/wordml" xmlns:w16du="http://schemas.microsoft.com/office/word/2023/wordml/word16du" xmlns:w16sdtdh="http://schemas.microsoft.com/office/word/2020/wordml/sdtdatahash" xmlns:w16sdtfl="http://schemas.microsoft.com/office/word/2024/wordml/sdtformatlock" xmlns:w16se="http://schemas.microsoft.com/office/word/2015/wordml/symex" xmlns:wpg="http://schemas.microsoft.com/office/word/2010/wordprocessingGroup" xmlns:wpi="http://schemas.microsoft.com/office/word/2010/wordprocessingInk" xmlns:wne="http://schemas.microsoft.com/office/word/2006/wordml" xmlns:wps="http://schemas.microsoft.com/office/word/2010/wordprocessingShape" mc:Ignorable="w14 w15 w16se w16cid w16 w16cex w16sdtdh w16sdtfl w16du wp14">
   <w:abstractNum w:abstractNumId="0" w15:restartNumberingAfterBreak="0">
     <w:nsid w:val="049156A1"/>
     <w:multiLevelType w:val="hybridMultilevel"/>
@@ -7568,124 +7702,124 @@
       </w:rPr>
     </w:lvl>
   </w:abstractNum>
-  <w:num w:numId="1">
+  <w:num w:numId="1" w16cid:durableId="1714816351">
     <w:abstractNumId w:val="3"/>
   </w:num>
-  <w:num w:numId="2">
+  <w:num w:numId="2" w16cid:durableId="484473281">
     <w:abstractNumId w:val="8"/>
   </w:num>
-  <w:num w:numId="3">
+  <w:num w:numId="3" w16cid:durableId="984629502">
     <w:abstractNumId w:val="12"/>
   </w:num>
-  <w:num w:numId="4">
+  <w:num w:numId="4" w16cid:durableId="253128962">
     <w:abstractNumId w:val="28"/>
   </w:num>
-  <w:num w:numId="5">
+  <w:num w:numId="5" w16cid:durableId="1793402410">
     <w:abstractNumId w:val="30"/>
   </w:num>
-  <w:num w:numId="6">
+  <w:num w:numId="6" w16cid:durableId="614214510">
     <w:abstractNumId w:val="4"/>
   </w:num>
-  <w:num w:numId="7">
+  <w:num w:numId="7" w16cid:durableId="1393040626">
     <w:abstractNumId w:val="11"/>
   </w:num>
-  <w:num w:numId="8">
+  <w:num w:numId="8" w16cid:durableId="2125273556">
     <w:abstractNumId w:val="19"/>
   </w:num>
-  <w:num w:numId="9">
+  <w:num w:numId="9" w16cid:durableId="342820835">
     <w:abstractNumId w:val="15"/>
   </w:num>
-  <w:num w:numId="10">
+  <w:num w:numId="10" w16cid:durableId="189219836">
     <w:abstractNumId w:val="9"/>
   </w:num>
-  <w:num w:numId="11">
+  <w:num w:numId="11" w16cid:durableId="24183155">
     <w:abstractNumId w:val="24"/>
   </w:num>
-  <w:num w:numId="12">
+  <w:num w:numId="12" w16cid:durableId="1669864652">
     <w:abstractNumId w:val="35"/>
   </w:num>
-  <w:num w:numId="13">
+  <w:num w:numId="13" w16cid:durableId="637808235">
     <w:abstractNumId w:val="29"/>
   </w:num>
-  <w:num w:numId="14">
+  <w:num w:numId="14" w16cid:durableId="2017076302">
     <w:abstractNumId w:val="1"/>
   </w:num>
-  <w:num w:numId="15">
+  <w:num w:numId="15" w16cid:durableId="1020665162">
     <w:abstractNumId w:val="36"/>
   </w:num>
-  <w:num w:numId="16">
+  <w:num w:numId="16" w16cid:durableId="948010650">
     <w:abstractNumId w:val="21"/>
   </w:num>
-  <w:num w:numId="17">
+  <w:num w:numId="17" w16cid:durableId="873151914">
     <w:abstractNumId w:val="17"/>
   </w:num>
-  <w:num w:numId="18">
+  <w:num w:numId="18" w16cid:durableId="1917669618">
     <w:abstractNumId w:val="31"/>
   </w:num>
-  <w:num w:numId="19">
+  <w:num w:numId="19" w16cid:durableId="1900825523">
     <w:abstractNumId w:val="10"/>
   </w:num>
-  <w:num w:numId="20">
+  <w:num w:numId="20" w16cid:durableId="1591311415">
     <w:abstractNumId w:val="39"/>
   </w:num>
-  <w:num w:numId="21">
+  <w:num w:numId="21" w16cid:durableId="1253054168">
     <w:abstractNumId w:val="34"/>
   </w:num>
-  <w:num w:numId="22">
+  <w:num w:numId="22" w16cid:durableId="216016497">
     <w:abstractNumId w:val="13"/>
   </w:num>
-  <w:num w:numId="23">
+  <w:num w:numId="23" w16cid:durableId="2075394208">
     <w:abstractNumId w:val="14"/>
   </w:num>
-  <w:num w:numId="24">
+  <w:num w:numId="24" w16cid:durableId="2041659051">
     <w:abstractNumId w:val="5"/>
   </w:num>
-  <w:num w:numId="25">
+  <w:num w:numId="25" w16cid:durableId="258106690">
     <w:abstractNumId w:val="16"/>
   </w:num>
-  <w:num w:numId="26">
+  <w:num w:numId="26" w16cid:durableId="1974479888">
     <w:abstractNumId w:val="20"/>
   </w:num>
-  <w:num w:numId="27">
+  <w:num w:numId="27" w16cid:durableId="1252815555">
     <w:abstractNumId w:val="23"/>
   </w:num>
-  <w:num w:numId="28">
+  <w:num w:numId="28" w16cid:durableId="1789156680">
     <w:abstractNumId w:val="0"/>
   </w:num>
-  <w:num w:numId="29">
+  <w:num w:numId="29" w16cid:durableId="1894267064">
     <w:abstractNumId w:val="18"/>
   </w:num>
-  <w:num w:numId="30">
+  <w:num w:numId="30" w16cid:durableId="221068016">
     <w:abstractNumId w:val="22"/>
   </w:num>
-  <w:num w:numId="31">
+  <w:num w:numId="31" w16cid:durableId="979772974">
     <w:abstractNumId w:val="2"/>
   </w:num>
-  <w:num w:numId="32">
+  <w:num w:numId="32" w16cid:durableId="1542473792">
     <w:abstractNumId w:val="7"/>
   </w:num>
-  <w:num w:numId="33">
+  <w:num w:numId="33" w16cid:durableId="705063084">
     <w:abstractNumId w:val="32"/>
   </w:num>
-  <w:num w:numId="34">
+  <w:num w:numId="34" w16cid:durableId="1752577023">
     <w:abstractNumId w:val="38"/>
   </w:num>
-  <w:num w:numId="35">
+  <w:num w:numId="35" w16cid:durableId="1220558899">
     <w:abstractNumId w:val="6"/>
   </w:num>
-  <w:num w:numId="36">
+  <w:num w:numId="36" w16cid:durableId="17122562">
     <w:abstractNumId w:val="25"/>
   </w:num>
-  <w:num w:numId="37">
+  <w:num w:numId="37" w16cid:durableId="1917979445">
     <w:abstractNumId w:val="37"/>
   </w:num>
-  <w:num w:numId="38">
+  <w:num w:numId="38" w16cid:durableId="801195896">
     <w:abstractNumId w:val="27"/>
   </w:num>
-  <w:num w:numId="39">
+  <w:num w:numId="39" w16cid:durableId="1944652990">
     <w:abstractNumId w:val="26"/>
   </w:num>
-  <w:num w:numId="40">
+  <w:num w:numId="40" w16cid:durableId="1589189926">
     <w:abstractNumId w:val="33"/>
   </w:num>
   <w:numIdMacAtCleanup w:val="18"/>
@@ -7693,7 +7827,7 @@
 </file>
 
 <file path=word/styles.xml><?xml version="1.0" encoding="utf-8"?>
-<w:styles xmlns:mc="http://schemas.openxmlformats.org/markup-compatibility/2006" xmlns:r="http://schemas.openxmlformats.org/officeDocument/2006/relationships" xmlns:w="http://schemas.openxmlformats.org/wordprocessingml/2006/main" xmlns:w14="http://schemas.microsoft.com/office/word/2010/wordml" xmlns:w15="http://schemas.microsoft.com/office/word/2012/wordml" xmlns:w16se="http://schemas.microsoft.com/office/word/2015/wordml/symex" mc:Ignorable="w14 w15 w16se">
+<w:styles xmlns:mc="http://schemas.openxmlformats.org/markup-compatibility/2006" xmlns:r="http://schemas.openxmlformats.org/officeDocument/2006/relationships" xmlns:w="http://schemas.openxmlformats.org/wordprocessingml/2006/main" xmlns:w14="http://schemas.microsoft.com/office/word/2010/wordml" xmlns:w15="http://schemas.microsoft.com/office/word/2012/wordml" xmlns:w16cex="http://schemas.microsoft.com/office/word/2018/wordml/cex" xmlns:w16cid="http://schemas.microsoft.com/office/word/2016/wordml/cid" xmlns:w16="http://schemas.microsoft.com/office/word/2018/wordml" xmlns:w16du="http://schemas.microsoft.com/office/word/2023/wordml/word16du" xmlns:w16sdtdh="http://schemas.microsoft.com/office/word/2020/wordml/sdtdatahash" xmlns:w16sdtfl="http://schemas.microsoft.com/office/word/2024/wordml/sdtformatlock" xmlns:w16se="http://schemas.microsoft.com/office/word/2015/wordml/symex" mc:Ignorable="w14 w15 w16se w16cid w16 w16cex w16sdtdh w16sdtfl w16du">
   <w:docDefaults>
     <w:rPrDefault>
       <w:rPr>
@@ -7709,7 +7843,7 @@
       </w:pPr>
     </w:pPrDefault>
   </w:docDefaults>
-  <w:latentStyles w:defLockedState="0" w:defUIPriority="99" w:defSemiHidden="0" w:defUnhideWhenUsed="0" w:defQFormat="0" w:count="371">
+  <w:latentStyles w:defLockedState="0" w:defUIPriority="99" w:defSemiHidden="0" w:defUnhideWhenUsed="0" w:defQFormat="0" w:count="376">
     <w:lsdException w:name="Normal" w:uiPriority="0" w:qFormat="1"/>
     <w:lsdException w:name="heading 1" w:uiPriority="9" w:qFormat="1"/>
     <w:lsdException w:name="heading 2" w:semiHidden="1" w:uiPriority="9" w:unhideWhenUsed="1" w:qFormat="1"/>
@@ -8081,6 +8215,11 @@
     <w:lsdException w:name="List Table 5 Dark Accent 6" w:uiPriority="50"/>
     <w:lsdException w:name="List Table 6 Colorful Accent 6" w:uiPriority="51"/>
     <w:lsdException w:name="List Table 7 Colorful Accent 6" w:uiPriority="52"/>
+    <w:lsdException w:name="Mention" w:semiHidden="1" w:unhideWhenUsed="1"/>
+    <w:lsdException w:name="Smart Hyperlink" w:semiHidden="1" w:unhideWhenUsed="1"/>
+    <w:lsdException w:name="Hashtag" w:semiHidden="1" w:unhideWhenUsed="1"/>
+    <w:lsdException w:name="Unresolved Mention" w:semiHidden="1" w:unhideWhenUsed="1"/>
+    <w:lsdException w:name="Smart Link" w:semiHidden="1" w:unhideWhenUsed="1"/>
   </w:latentStyles>
   <w:style w:type="paragraph" w:default="1" w:styleId="Normal">
     <w:name w:val="Normal"/>
@@ -9064,7 +9203,7 @@
       <w:szCs w:val="24"/>
     </w:rPr>
   </w:style>
-  <w:style w:type="table" w:styleId="Cuadrculadetablaclara">
+  <w:style w:type="table" w:styleId="Tablaconcuadrculaclara">
     <w:name w:val="Grid Table Light"/>
     <w:basedOn w:val="Tablanormal"/>
     <w:uiPriority w:val="40"/>
@@ -9086,7 +9225,7 @@
   <w:style w:type="table" w:customStyle="1" w:styleId="Cuadrculadetablaclara1">
     <w:name w:val="Cuadrícula de tabla clara1"/>
     <w:basedOn w:val="Tablanormal"/>
-    <w:next w:val="Cuadrculadetablaclara"/>
+    <w:next w:val="Tablaconcuadrculaclara"/>
     <w:uiPriority w:val="40"/>
     <w:rsid w:val="00943DF1"/>
     <w:pPr>
@@ -9127,7 +9266,7 @@
       <w:spacing w:after="0" w:line="240" w:lineRule="auto"/>
     </w:pPr>
   </w:style>
-  <w:style w:type="character" w:styleId="Textoennegrita">
+  <w:style w:type="character" w:styleId="Fuerte">
     <w:name w:val="Strong"/>
     <w:basedOn w:val="Fuentedeprrafopredeter"/>
     <w:uiPriority w:val="22"/>
@@ -9139,532 +9278,6 @@
     </w:rPr>
   </w:style>
 </w:styles>
-</file>
-
-<file path=word/glossary/document.xml><?xml version="1.0" encoding="utf-8"?>
-<w:glossaryDocument xmlns:wpc="http://schemas.microsoft.com/office/word/2010/wordprocessingCanvas" xmlns:cx="http://schemas.microsoft.com/office/drawing/2014/chartex" xmlns:mc="http://schemas.openxmlformats.org/markup-compatibility/2006" xmlns:o="urn:schemas-microsoft-com:office:office" xmlns:r="http://schemas.openxmlformats.org/officeDocument/2006/relationships" xmlns:m="http://schemas.openxmlformats.org/officeDocument/2006/math" xmlns:v="urn:schemas-microsoft-com:vml" xmlns:wp14="http://schemas.microsoft.com/office/word/2010/wordprocessingDrawing" xmlns:wp="http://schemas.openxmlformats.org/drawingml/2006/wordprocessingDrawing" xmlns:w10="urn:schemas-microsoft-com:office:word" xmlns:w="http://schemas.openxmlformats.org/wordprocessingml/2006/main" xmlns:w14="http://schemas.microsoft.com/office/word/2010/wordml" xmlns:w15="http://schemas.microsoft.com/office/word/2012/wordml" xmlns:w16se="http://schemas.microsoft.com/office/word/2015/wordml/symex" xmlns:wpg="http://schemas.microsoft.com/office/word/2010/wordprocessingGroup" xmlns:wpi="http://schemas.microsoft.com/office/word/2010/wordprocessingInk" xmlns:wne="http://schemas.microsoft.com/office/word/2006/wordml" xmlns:wps="http://schemas.microsoft.com/office/word/2010/wordprocessingShape" mc:Ignorable="w14 w15 w16se wp14"/>
-</file>
-
-<file path=word/glossary/fontTable.xml><?xml version="1.0" encoding="utf-8"?>
-<w:fonts xmlns:mc="http://schemas.openxmlformats.org/markup-compatibility/2006" xmlns:r="http://schemas.openxmlformats.org/officeDocument/2006/relationships" xmlns:w="http://schemas.openxmlformats.org/wordprocessingml/2006/main" xmlns:w14="http://schemas.microsoft.com/office/word/2010/wordml" xmlns:w15="http://schemas.microsoft.com/office/word/2012/wordml" xmlns:w16se="http://schemas.microsoft.com/office/word/2015/wordml/symex" mc:Ignorable="w14 w15 w16se">
-  <w:font w:name="Calibri">
-    <w:panose1 w:val="020F0502020204030204"/>
-    <w:charset w:val="00"/>
-    <w:family w:val="swiss"/>
-    <w:pitch w:val="variable"/>
-    <w:sig w:usb0="E4002EFF" w:usb1="C000247B" w:usb2="00000009" w:usb3="00000000" w:csb0="000001FF" w:csb1="00000000"/>
-  </w:font>
-  <w:font w:name="Times New Roman">
-    <w:panose1 w:val="02020603050405020304"/>
-    <w:charset w:val="00"/>
-    <w:family w:val="roman"/>
-    <w:pitch w:val="variable"/>
-    <w:sig w:usb0="E0002EFF" w:usb1="C000785B" w:usb2="00000009" w:usb3="00000000" w:csb0="000001FF" w:csb1="00000000"/>
-  </w:font>
-  <w:font w:name="Courier New">
-    <w:panose1 w:val="02070309020205020404"/>
-    <w:charset w:val="00"/>
-    <w:family w:val="modern"/>
-    <w:pitch w:val="fixed"/>
-    <w:sig w:usb0="E0002EFF" w:usb1="C0007843" w:usb2="00000009" w:usb3="00000000" w:csb0="000001FF" w:csb1="00000000"/>
-  </w:font>
-  <w:font w:name="Wingdings">
-    <w:panose1 w:val="05000000000000000000"/>
-    <w:charset w:val="02"/>
-    <w:family w:val="auto"/>
-    <w:pitch w:val="variable"/>
-    <w:sig w:usb0="00000000" w:usb1="10000000" w:usb2="00000000" w:usb3="00000000" w:csb0="80000000" w:csb1="00000000"/>
-  </w:font>
-  <w:font w:name="Symbol">
-    <w:panose1 w:val="05050102010706020507"/>
-    <w:charset w:val="02"/>
-    <w:family w:val="roman"/>
-    <w:pitch w:val="variable"/>
-    <w:sig w:usb0="00000000" w:usb1="10000000" w:usb2="00000000" w:usb3="00000000" w:csb0="80000000" w:csb1="00000000"/>
-  </w:font>
-  <w:font w:name="Calibri Light">
-    <w:panose1 w:val="020F0302020204030204"/>
-    <w:charset w:val="00"/>
-    <w:family w:val="swiss"/>
-    <w:pitch w:val="variable"/>
-    <w:sig w:usb0="E4002EFF" w:usb1="C000247B" w:usb2="00000009" w:usb3="00000000" w:csb0="000001FF" w:csb1="00000000"/>
-  </w:font>
-  <w:font w:name="Segoe UI">
-    <w:panose1 w:val="020B0502040204020203"/>
-    <w:charset w:val="00"/>
-    <w:family w:val="swiss"/>
-    <w:pitch w:val="variable"/>
-    <w:sig w:usb0="E4002EFF" w:usb1="C000E47F" w:usb2="00000009" w:usb3="00000000" w:csb0="000001FF" w:csb1="00000000"/>
-  </w:font>
-  <w:font w:name="Century Gothic">
-    <w:panose1 w:val="020B0502020202020204"/>
-    <w:charset w:val="00"/>
-    <w:family w:val="swiss"/>
-    <w:pitch w:val="variable"/>
-    <w:sig w:usb0="00000287" w:usb1="00000000" w:usb2="00000000" w:usb3="00000000" w:csb0="0000009F" w:csb1="00000000"/>
-  </w:font>
-</w:fonts>
-</file>
-
-<file path=word/glossary/settings.xml><?xml version="1.0" encoding="utf-8"?>
-<w:settings xmlns:mc="http://schemas.openxmlformats.org/markup-compatibility/2006" xmlns:o="urn:schemas-microsoft-com:office:office" xmlns:r="http://schemas.openxmlformats.org/officeDocument/2006/relationships" xmlns:m="http://schemas.openxmlformats.org/officeDocument/2006/math" xmlns:v="urn:schemas-microsoft-com:vml" xmlns:w10="urn:schemas-microsoft-com:office:word" xmlns:w="http://schemas.openxmlformats.org/wordprocessingml/2006/main" xmlns:w14="http://schemas.microsoft.com/office/word/2010/wordml" xmlns:w15="http://schemas.microsoft.com/office/word/2012/wordml" xmlns:w16se="http://schemas.microsoft.com/office/word/2015/wordml/symex" xmlns:sl="http://schemas.openxmlformats.org/schemaLibrary/2006/main" mc:Ignorable="w14 w15 w16se">
-  <w:defaultTabStop w:val="708"/>
-  <w:hyphenationZone w:val="425"/>
-  <w:characterSpacingControl w:val="doNotCompress"/>
-  <w:compat>
-    <w:useFELayout/>
-    <w:compatSetting w:name="compatibilityMode" w:uri="http://schemas.microsoft.com/office/word" w:val="12"/>
-  </w:compat>
-  <w:rsids>
-    <w:rsidRoot w:val="004A7892"/>
-    <w:rsid w:val="004A7892"/>
-  </w:rsids>
-  <m:mathPr>
-    <m:mathFont m:val="Cambria Math"/>
-    <m:brkBin m:val="before"/>
-    <m:brkBinSub m:val="--"/>
-    <m:smallFrac m:val="0"/>
-    <m:dispDef/>
-    <m:lMargin m:val="0"/>
-    <m:rMargin m:val="0"/>
-    <m:defJc m:val="centerGroup"/>
-    <m:wrapIndent m:val="1440"/>
-    <m:intLim m:val="subSup"/>
-    <m:naryLim m:val="undOvr"/>
-  </m:mathPr>
-  <w:themeFontLang w:val="es-CL"/>
-  <w:clrSchemeMapping w:bg1="light1" w:t1="dark1" w:bg2="light2" w:t2="dark2" w:accent1="accent1" w:accent2="accent2" w:accent3="accent3" w:accent4="accent4" w:accent5="accent5" w:accent6="accent6" w:hyperlink="hyperlink" w:followedHyperlink="followedHyperlink"/>
-  <w:decimalSymbol w:val=","/>
-  <w:listSeparator w:val=";"/>
-</w:settings>
-</file>
-
-<file path=word/glossary/styles.xml><?xml version="1.0" encoding="utf-8"?>
-<w:styles xmlns:mc="http://schemas.openxmlformats.org/markup-compatibility/2006" xmlns:r="http://schemas.openxmlformats.org/officeDocument/2006/relationships" xmlns:w="http://schemas.openxmlformats.org/wordprocessingml/2006/main" xmlns:w14="http://schemas.microsoft.com/office/word/2010/wordml" xmlns:w15="http://schemas.microsoft.com/office/word/2012/wordml" xmlns:w16se="http://schemas.microsoft.com/office/word/2015/wordml/symex" mc:Ignorable="w14 w15 w16se">
-  <w:docDefaults>
-    <w:rPrDefault>
-      <w:rPr>
-        <w:rFonts w:asciiTheme="minorHAnsi" w:eastAsiaTheme="minorEastAsia" w:hAnsiTheme="minorHAnsi" w:cstheme="minorBidi"/>
-        <w:sz w:val="22"/>
-        <w:szCs w:val="22"/>
-        <w:lang w:val="es-CL" w:eastAsia="es-CL" w:bidi="ar-SA"/>
-      </w:rPr>
-    </w:rPrDefault>
-    <w:pPrDefault>
-      <w:pPr>
-        <w:spacing w:after="160" w:line="259" w:lineRule="auto"/>
-      </w:pPr>
-    </w:pPrDefault>
-  </w:docDefaults>
-  <w:latentStyles w:defLockedState="0" w:defUIPriority="99" w:defSemiHidden="0" w:defUnhideWhenUsed="0" w:defQFormat="0" w:count="371">
-    <w:lsdException w:name="Normal" w:uiPriority="0" w:qFormat="1"/>
-    <w:lsdException w:name="heading 1" w:uiPriority="9" w:qFormat="1"/>
-    <w:lsdException w:name="heading 2" w:semiHidden="1" w:uiPriority="9" w:unhideWhenUsed="1" w:qFormat="1"/>
-    <w:lsdException w:name="heading 3" w:semiHidden="1" w:uiPriority="9" w:unhideWhenUsed="1" w:qFormat="1"/>
-    <w:lsdException w:name="heading 4" w:semiHidden="1" w:uiPriority="9" w:unhideWhenUsed="1" w:qFormat="1"/>
-    <w:lsdException w:name="heading 5" w:semiHidden="1" w:uiPriority="9" w:unhideWhenUsed="1" w:qFormat="1"/>
-    <w:lsdException w:name="heading 6" w:semiHidden="1" w:uiPriority="9" w:unhideWhenUsed="1" w:qFormat="1"/>
-    <w:lsdException w:name="heading 7" w:semiHidden="1" w:uiPriority="9" w:unhideWhenUsed="1" w:qFormat="1"/>
-    <w:lsdException w:name="heading 8" w:semiHidden="1" w:uiPriority="9" w:unhideWhenUsed="1" w:qFormat="1"/>
-    <w:lsdException w:name="heading 9" w:semiHidden="1" w:uiPriority="9" w:unhideWhenUsed="1" w:qFormat="1"/>
-    <w:lsdException w:name="index 1" w:semiHidden="1" w:unhideWhenUsed="1"/>
-    <w:lsdException w:name="index 2" w:semiHidden="1" w:unhideWhenUsed="1"/>
-    <w:lsdException w:name="index 3" w:semiHidden="1" w:unhideWhenUsed="1"/>
-    <w:lsdException w:name="index 4" w:semiHidden="1" w:unhideWhenUsed="1"/>
-    <w:lsdException w:name="index 5" w:semiHidden="1" w:unhideWhenUsed="1"/>
-    <w:lsdException w:name="index 6" w:semiHidden="1" w:unhideWhenUsed="1"/>
-    <w:lsdException w:name="index 7" w:semiHidden="1" w:unhideWhenUsed="1"/>
-    <w:lsdException w:name="index 8" w:semiHidden="1" w:unhideWhenUsed="1"/>
-    <w:lsdException w:name="index 9" w:semiHidden="1" w:unhideWhenUsed="1"/>
-    <w:lsdException w:name="toc 1" w:semiHidden="1" w:uiPriority="39" w:unhideWhenUsed="1"/>
-    <w:lsdException w:name="toc 2" w:semiHidden="1" w:uiPriority="39" w:unhideWhenUsed="1"/>
-    <w:lsdException w:name="toc 3" w:semiHidden="1" w:uiPriority="39" w:unhideWhenUsed="1"/>
-    <w:lsdException w:name="toc 4" w:semiHidden="1" w:uiPriority="39" w:unhideWhenUsed="1"/>
-    <w:lsdException w:name="toc 5" w:semiHidden="1" w:uiPriority="39" w:unhideWhenUsed="1"/>
-    <w:lsdException w:name="toc 6" w:semiHidden="1" w:uiPriority="39" w:unhideWhenUsed="1"/>
-    <w:lsdException w:name="toc 7" w:semiHidden="1" w:uiPriority="39" w:unhideWhenUsed="1"/>
-    <w:lsdException w:name="toc 8" w:semiHidden="1" w:uiPriority="39" w:unhideWhenUsed="1"/>
-    <w:lsdException w:name="toc 9" w:semiHidden="1" w:uiPriority="39" w:unhideWhenUsed="1"/>
-    <w:lsdException w:name="Normal Indent" w:semiHidden="1" w:unhideWhenUsed="1"/>
-    <w:lsdException w:name="footnote text" w:semiHidden="1" w:unhideWhenUsed="1"/>
-    <w:lsdException w:name="annotation text" w:semiHidden="1" w:unhideWhenUsed="1"/>
-    <w:lsdException w:name="header" w:semiHidden="1" w:unhideWhenUsed="1"/>
-    <w:lsdException w:name="footer" w:semiHidden="1" w:unhideWhenUsed="1"/>
-    <w:lsdException w:name="index heading" w:semiHidden="1" w:unhideWhenUsed="1"/>
-    <w:lsdException w:name="caption" w:semiHidden="1" w:uiPriority="35" w:unhideWhenUsed="1" w:qFormat="1"/>
-    <w:lsdException w:name="table of figures" w:semiHidden="1" w:unhideWhenUsed="1"/>
-    <w:lsdException w:name="envelope address" w:semiHidden="1" w:unhideWhenUsed="1"/>
-    <w:lsdException w:name="envelope return" w:semiHidden="1" w:unhideWhenUsed="1"/>
-    <w:lsdException w:name="footnote reference" w:semiHidden="1" w:unhideWhenUsed="1"/>
-    <w:lsdException w:name="annotation reference" w:semiHidden="1" w:unhideWhenUsed="1"/>
-    <w:lsdException w:name="line number" w:semiHidden="1" w:unhideWhenUsed="1"/>
-    <w:lsdException w:name="page number" w:semiHidden="1" w:unhideWhenUsed="1"/>
-    <w:lsdException w:name="endnote reference" w:semiHidden="1" w:unhideWhenUsed="1"/>
-    <w:lsdException w:name="endnote text" w:semiHidden="1" w:unhideWhenUsed="1"/>
-    <w:lsdException w:name="table of authorities" w:semiHidden="1" w:unhideWhenUsed="1"/>
-    <w:lsdException w:name="macro" w:semiHidden="1" w:unhideWhenUsed="1"/>
-    <w:lsdException w:name="toa heading" w:semiHidden="1" w:unhideWhenUsed="1"/>
-    <w:lsdException w:name="List" w:semiHidden="1" w:unhideWhenUsed="1"/>
-    <w:lsdException w:name="List Bullet" w:semiHidden="1" w:unhideWhenUsed="1"/>
-    <w:lsdException w:name="List Number" w:semiHidden="1" w:unhideWhenUsed="1"/>
-    <w:lsdException w:name="List 2" w:semiHidden="1" w:unhideWhenUsed="1"/>
-    <w:lsdException w:name="List 3" w:semiHidden="1" w:unhideWhenUsed="1"/>
-    <w:lsdException w:name="List 4" w:semiHidden="1" w:unhideWhenUsed="1"/>
-    <w:lsdException w:name="List 5" w:semiHidden="1" w:unhideWhenUsed="1"/>
-    <w:lsdException w:name="List Bullet 2" w:semiHidden="1" w:unhideWhenUsed="1"/>
-    <w:lsdException w:name="List Bullet 3" w:semiHidden="1" w:unhideWhenUsed="1"/>
-    <w:lsdException w:name="List Bullet 4" w:semiHidden="1" w:unhideWhenUsed="1"/>
-    <w:lsdException w:name="List Bullet 5" w:semiHidden="1" w:unhideWhenUsed="1"/>
-    <w:lsdException w:name="List Number 2" w:semiHidden="1" w:unhideWhenUsed="1"/>
-    <w:lsdException w:name="List Number 3" w:semiHidden="1" w:unhideWhenUsed="1"/>
-    <w:lsdException w:name="List Number 4" w:semiHidden="1" w:unhideWhenUsed="1"/>
-    <w:lsdException w:name="List Number 5" w:semiHidden="1" w:unhideWhenUsed="1"/>
-    <w:lsdException w:name="Title" w:uiPriority="10" w:qFormat="1"/>
-    <w:lsdException w:name="Closing" w:semiHidden="1" w:unhideWhenUsed="1"/>
-    <w:lsdException w:name="Signature" w:semiHidden="1" w:unhideWhenUsed="1"/>
-    <w:lsdException w:name="Default Paragraph Font" w:semiHidden="1" w:uiPriority="1" w:unhideWhenUsed="1"/>
-    <w:lsdException w:name="Body Text" w:semiHidden="1" w:unhideWhenUsed="1"/>
-    <w:lsdException w:name="Body Text Indent" w:semiHidden="1" w:unhideWhenUsed="1"/>
-    <w:lsdException w:name="List Continue" w:semiHidden="1" w:unhideWhenUsed="1"/>
-    <w:lsdException w:name="List Continue 2" w:semiHidden="1" w:unhideWhenUsed="1"/>
-    <w:lsdException w:name="List Continue 3" w:semiHidden="1" w:unhideWhenUsed="1"/>
-    <w:lsdException w:name="List Continue 4" w:semiHidden="1" w:unhideWhenUsed="1"/>
-    <w:lsdException w:name="List Continue 5" w:semiHidden="1" w:unhideWhenUsed="1"/>
-    <w:lsdException w:name="Message Header" w:semiHidden="1" w:unhideWhenUsed="1"/>
-    <w:lsdException w:name="Subtitle" w:uiPriority="11" w:qFormat="1"/>
-    <w:lsdException w:name="Salutation" w:semiHidden="1" w:unhideWhenUsed="1"/>
-    <w:lsdException w:name="Date" w:semiHidden="1" w:unhideWhenUsed="1"/>
-    <w:lsdException w:name="Body Text First Indent" w:semiHidden="1" w:unhideWhenUsed="1"/>
-    <w:lsdException w:name="Body Text First Indent 2" w:semiHidden="1" w:unhideWhenUsed="1"/>
-    <w:lsdException w:name="Note Heading" w:semiHidden="1" w:unhideWhenUsed="1"/>
-    <w:lsdException w:name="Body Text 2" w:semiHidden="1" w:unhideWhenUsed="1"/>
-    <w:lsdException w:name="Body Text 3" w:semiHidden="1" w:unhideWhenUsed="1"/>
-    <w:lsdException w:name="Body Text Indent 2" w:semiHidden="1" w:unhideWhenUsed="1"/>
-    <w:lsdException w:name="Body Text Indent 3" w:semiHidden="1" w:unhideWhenUsed="1"/>
-    <w:lsdException w:name="Block Text" w:semiHidden="1" w:unhideWhenUsed="1"/>
-    <w:lsdException w:name="Hyperlink" w:semiHidden="1" w:unhideWhenUsed="1"/>
-    <w:lsdException w:name="FollowedHyperlink" w:semiHidden="1" w:unhideWhenUsed="1"/>
-    <w:lsdException w:name="Strong" w:uiPriority="22" w:qFormat="1"/>
-    <w:lsdException w:name="Emphasis" w:uiPriority="20" w:qFormat="1"/>
-    <w:lsdException w:name="Document Map" w:semiHidden="1" w:unhideWhenUsed="1"/>
-    <w:lsdException w:name="Plain Text" w:semiHidden="1" w:unhideWhenUsed="1"/>
-    <w:lsdException w:name="E-mail Signature" w:semiHidden="1" w:unhideWhenUsed="1"/>
-    <w:lsdException w:name="HTML Top of Form" w:semiHidden="1" w:unhideWhenUsed="1"/>
-    <w:lsdException w:name="HTML Bottom of Form" w:semiHidden="1" w:unhideWhenUsed="1"/>
-    <w:lsdException w:name="Normal (Web)" w:semiHidden="1" w:unhideWhenUsed="1"/>
-    <w:lsdException w:name="HTML Acronym" w:semiHidden="1" w:unhideWhenUsed="1"/>
-    <w:lsdException w:name="HTML Address" w:semiHidden="1" w:unhideWhenUsed="1"/>
-    <w:lsdException w:name="HTML Cite" w:semiHidden="1" w:unhideWhenUsed="1"/>
-    <w:lsdException w:name="HTML Code" w:semiHidden="1" w:unhideWhenUsed="1"/>
-    <w:lsdException w:name="HTML Definition" w:semiHidden="1" w:unhideWhenUsed="1"/>
-    <w:lsdException w:name="HTML Keyboard" w:semiHidden="1" w:unhideWhenUsed="1"/>
-    <w:lsdException w:name="HTML Preformatted" w:semiHidden="1" w:unhideWhenUsed="1"/>
-    <w:lsdException w:name="HTML Sample" w:semiHidden="1" w:unhideWhenUsed="1"/>
-    <w:lsdException w:name="HTML Typewriter" w:semiHidden="1" w:unhideWhenUsed="1"/>
-    <w:lsdException w:name="HTML Variable" w:semiHidden="1" w:unhideWhenUsed="1"/>
-    <w:lsdException w:name="Normal Table" w:semiHidden="1" w:unhideWhenUsed="1"/>
-    <w:lsdException w:name="annotation subject" w:semiHidden="1" w:unhideWhenUsed="1"/>
-    <w:lsdException w:name="No List" w:semiHidden="1" w:unhideWhenUsed="1"/>
-    <w:lsdException w:name="Outline List 1" w:semiHidden="1" w:unhideWhenUsed="1"/>
-    <w:lsdException w:name="Outline List 2" w:semiHidden="1" w:unhideWhenUsed="1"/>
-    <w:lsdException w:name="Outline List 3" w:semiHidden="1" w:unhideWhenUsed="1"/>
-    <w:lsdException w:name="Table Simple 1" w:semiHidden="1" w:unhideWhenUsed="1"/>
-    <w:lsdException w:name="Table Simple 2" w:semiHidden="1" w:unhideWhenUsed="1"/>
-    <w:lsdException w:name="Table Simple 3" w:semiHidden="1" w:unhideWhenUsed="1"/>
-    <w:lsdException w:name="Table Classic 1" w:semiHidden="1" w:unhideWhenUsed="1"/>
-    <w:lsdException w:name="Table Classic 2" w:semiHidden="1" w:unhideWhenUsed="1"/>
-    <w:lsdException w:name="Table Classic 3" w:semiHidden="1" w:unhideWhenUsed="1"/>
-    <w:lsdException w:name="Table Classic 4" w:semiHidden="1" w:unhideWhenUsed="1"/>
-    <w:lsdException w:name="Table Colorful 1" w:semiHidden="1" w:unhideWhenUsed="1"/>
-    <w:lsdException w:name="Table Colorful 2" w:semiHidden="1" w:unhideWhenUsed="1"/>
-    <w:lsdException w:name="Table Colorful 3" w:semiHidden="1" w:unhideWhenUsed="1"/>
-    <w:lsdException w:name="Table Columns 1" w:semiHidden="1" w:unhideWhenUsed="1"/>
-    <w:lsdException w:name="Table Columns 2" w:semiHidden="1" w:unhideWhenUsed="1"/>
-    <w:lsdException w:name="Table Columns 3" w:semiHidden="1" w:unhideWhenUsed="1"/>
-    <w:lsdException w:name="Table Columns 4" w:semiHidden="1" w:unhideWhenUsed="1"/>
-    <w:lsdException w:name="Table Columns 5" w:semiHidden="1" w:unhideWhenUsed="1"/>
-    <w:lsdException w:name="Table Grid 1" w:semiHidden="1" w:unhideWhenUsed="1"/>
-    <w:lsdException w:name="Table Grid 2" w:semiHidden="1" w:unhideWhenUsed="1"/>
-    <w:lsdException w:name="Table Grid 3" w:semiHidden="1" w:unhideWhenUsed="1"/>
-    <w:lsdException w:name="Table Grid 4" w:semiHidden="1" w:unhideWhenUsed="1"/>
-    <w:lsdException w:name="Table Grid 5" w:semiHidden="1" w:unhideWhenUsed="1"/>
-    <w:lsdException w:name="Table Grid 6" w:semiHidden="1" w:unhideWhenUsed="1"/>
-    <w:lsdException w:name="Table Grid 7" w:semiHidden="1" w:unhideWhenUsed="1"/>
-    <w:lsdException w:name="Table Grid 8" w:semiHidden="1" w:unhideWhenUsed="1"/>
-    <w:lsdException w:name="Table List 1" w:semiHidden="1" w:unhideWhenUsed="1"/>
-    <w:lsdException w:name="Table List 2" w:semiHidden="1" w:unhideWhenUsed="1"/>
-    <w:lsdException w:name="Table List 3" w:semiHidden="1" w:unhideWhenUsed="1"/>
-    <w:lsdException w:name="Table List 4" w:semiHidden="1" w:unhideWhenUsed="1"/>
-    <w:lsdException w:name="Table List 5" w:semiHidden="1" w:unhideWhenUsed="1"/>
-    <w:lsdException w:name="Table List 6" w:semiHidden="1" w:unhideWhenUsed="1"/>
-    <w:lsdException w:name="Table List 7" w:semiHidden="1" w:unhideWhenUsed="1"/>
-    <w:lsdException w:name="Table List 8" w:semiHidden="1" w:unhideWhenUsed="1"/>
-    <w:lsdException w:name="Table 3D effects 1" w:semiHidden="1" w:unhideWhenUsed="1"/>
-    <w:lsdException w:name="Table 3D effects 2" w:semiHidden="1" w:unhideWhenUsed="1"/>
-    <w:lsdException w:name="Table 3D effects 3" w:semiHidden="1" w:unhideWhenUsed="1"/>
-    <w:lsdException w:name="Table Contemporary" w:semiHidden="1" w:unhideWhenUsed="1"/>
-    <w:lsdException w:name="Table Elegant" w:semiHidden="1" w:unhideWhenUsed="1"/>
-    <w:lsdException w:name="Table Professional" w:semiHidden="1" w:unhideWhenUsed="1"/>
-    <w:lsdException w:name="Table Subtle 1" w:semiHidden="1" w:unhideWhenUsed="1"/>
-    <w:lsdException w:name="Table Subtle 2" w:semiHidden="1" w:unhideWhenUsed="1"/>
-    <w:lsdException w:name="Table Web 1" w:semiHidden="1" w:unhideWhenUsed="1"/>
-    <w:lsdException w:name="Table Web 2" w:semiHidden="1" w:unhideWhenUsed="1"/>
-    <w:lsdException w:name="Table Web 3" w:semiHidden="1" w:unhideWhenUsed="1"/>
-    <w:lsdException w:name="Balloon Text" w:semiHidden="1" w:unhideWhenUsed="1"/>
-    <w:lsdException w:name="Table Grid" w:uiPriority="39"/>
-    <w:lsdException w:name="Table Theme" w:semiHidden="1" w:unhideWhenUsed="1"/>
-    <w:lsdException w:name="Placeholder Text" w:semiHidden="1"/>
-    <w:lsdException w:name="No Spacing" w:uiPriority="1" w:qFormat="1"/>
-    <w:lsdException w:name="Light Shading" w:uiPriority="60"/>
-    <w:lsdException w:name="Light List" w:uiPriority="61"/>
-    <w:lsdException w:name="Light Grid" w:uiPriority="62"/>
-    <w:lsdException w:name="Medium Shading 1" w:uiPriority="63"/>
-    <w:lsdException w:name="Medium Shading 2" w:uiPriority="64"/>
-    <w:lsdException w:name="Medium List 1" w:uiPriority="65"/>
-    <w:lsdException w:name="Medium List 2" w:uiPriority="66"/>
-    <w:lsdException w:name="Medium Grid 1" w:uiPriority="67"/>
-    <w:lsdException w:name="Medium Grid 2" w:uiPriority="68"/>
-    <w:lsdException w:name="Medium Grid 3" w:uiPriority="69"/>
-    <w:lsdException w:name="Dark List" w:uiPriority="70"/>
-    <w:lsdException w:name="Colorful Shading" w:uiPriority="71"/>
-    <w:lsdException w:name="Colorful List" w:uiPriority="72"/>
-    <w:lsdException w:name="Colorful Grid" w:uiPriority="73"/>
-    <w:lsdException w:name="Light Shading Accent 1" w:uiPriority="60"/>
-    <w:lsdException w:name="Light List Accent 1" w:uiPriority="61"/>
-    <w:lsdException w:name="Light Grid Accent 1" w:uiPriority="62"/>
-    <w:lsdException w:name="Medium Shading 1 Accent 1" w:uiPriority="63"/>
-    <w:lsdException w:name="Medium Shading 2 Accent 1" w:uiPriority="64"/>
-    <w:lsdException w:name="Medium List 1 Accent 1" w:uiPriority="65"/>
-    <w:lsdException w:name="Revision" w:semiHidden="1"/>
-    <w:lsdException w:name="List Paragraph" w:uiPriority="34" w:qFormat="1"/>
-    <w:lsdException w:name="Quote" w:uiPriority="29" w:qFormat="1"/>
-    <w:lsdException w:name="Intense Quote" w:uiPriority="30" w:qFormat="1"/>
-    <w:lsdException w:name="Medium List 2 Accent 1" w:uiPriority="66"/>
-    <w:lsdException w:name="Medium Grid 1 Accent 1" w:uiPriority="67"/>
-    <w:lsdException w:name="Medium Grid 2 Accent 1" w:uiPriority="68"/>
-    <w:lsdException w:name="Medium Grid 3 Accent 1" w:uiPriority="69"/>
-    <w:lsdException w:name="Dark List Accent 1" w:uiPriority="70"/>
-    <w:lsdException w:name="Colorful Shading Accent 1" w:uiPriority="71"/>
-    <w:lsdException w:name="Colorful List Accent 1" w:uiPriority="72"/>
-    <w:lsdException w:name="Colorful Grid Accent 1" w:uiPriority="73"/>
-    <w:lsdException w:name="Light Shading Accent 2" w:uiPriority="60"/>
-    <w:lsdException w:name="Light List Accent 2" w:uiPriority="61"/>
-    <w:lsdException w:name="Light Grid Accent 2" w:uiPriority="62"/>
-    <w:lsdException w:name="Medium Shading 1 Accent 2" w:uiPriority="63"/>
-    <w:lsdException w:name="Medium Shading 2 Accent 2" w:uiPriority="64"/>
-    <w:lsdException w:name="Medium List 1 Accent 2" w:uiPriority="65"/>
-    <w:lsdException w:name="Medium List 2 Accent 2" w:uiPriority="66"/>
-    <w:lsdException w:name="Medium Grid 1 Accent 2" w:uiPriority="67"/>
-    <w:lsdException w:name="Medium Grid 2 Accent 2" w:uiPriority="68"/>
-    <w:lsdException w:name="Medium Grid 3 Accent 2" w:uiPriority="69"/>
-    <w:lsdException w:name="Dark List Accent 2" w:uiPriority="70"/>
-    <w:lsdException w:name="Colorful Shading Accent 2" w:uiPriority="71"/>
-    <w:lsdException w:name="Colorful List Accent 2" w:uiPriority="72"/>
-    <w:lsdException w:name="Colorful Grid Accent 2" w:uiPriority="73"/>
-    <w:lsdException w:name="Light Shading Accent 3" w:uiPriority="60"/>
-    <w:lsdException w:name="Light List Accent 3" w:uiPriority="61"/>
-    <w:lsdException w:name="Light Grid Accent 3" w:uiPriority="62"/>
-    <w:lsdException w:name="Medium Shading 1 Accent 3" w:uiPriority="63"/>
-    <w:lsdException w:name="Medium Shading 2 Accent 3" w:uiPriority="64"/>
-    <w:lsdException w:name="Medium List 1 Accent 3" w:uiPriority="65"/>
-    <w:lsdException w:name="Medium List 2 Accent 3" w:uiPriority="66"/>
-    <w:lsdException w:name="Medium Grid 1 Accent 3" w:uiPriority="67"/>
-    <w:lsdException w:name="Medium Grid 2 Accent 3" w:uiPriority="68"/>
-    <w:lsdException w:name="Medium Grid 3 Accent 3" w:uiPriority="69"/>
-    <w:lsdException w:name="Dark List Accent 3" w:uiPriority="70"/>
-    <w:lsdException w:name="Colorful Shading Accent 3" w:uiPriority="71"/>
-    <w:lsdException w:name="Colorful List Accent 3" w:uiPriority="72"/>
-    <w:lsdException w:name="Colorful Grid Accent 3" w:uiPriority="73"/>
-    <w:lsdException w:name="Light Shading Accent 4" w:uiPriority="60"/>
-    <w:lsdException w:name="Light List Accent 4" w:uiPriority="61"/>
-    <w:lsdException w:name="Light Grid Accent 4" w:uiPriority="62"/>
-    <w:lsdException w:name="Medium Shading 1 Accent 4" w:uiPriority="63"/>
-    <w:lsdException w:name="Medium Shading 2 Accent 4" w:uiPriority="64"/>
-    <w:lsdException w:name="Medium List 1 Accent 4" w:uiPriority="65"/>
-    <w:lsdException w:name="Medium List 2 Accent 4" w:uiPriority="66"/>
-    <w:lsdException w:name="Medium Grid 1 Accent 4" w:uiPriority="67"/>
-    <w:lsdException w:name="Medium Grid 2 Accent 4" w:uiPriority="68"/>
-    <w:lsdException w:name="Medium Grid 3 Accent 4" w:uiPriority="69"/>
-    <w:lsdException w:name="Dark List Accent 4" w:uiPriority="70"/>
-    <w:lsdException w:name="Colorful Shading Accent 4" w:uiPriority="71"/>
-    <w:lsdException w:name="Colorful List Accent 4" w:uiPriority="72"/>
-    <w:lsdException w:name="Colorful Grid Accent 4" w:uiPriority="73"/>
-    <w:lsdException w:name="Light Shading Accent 5" w:uiPriority="60"/>
-    <w:lsdException w:name="Light List Accent 5" w:uiPriority="61"/>
-    <w:lsdException w:name="Light Grid Accent 5" w:uiPriority="62"/>
-    <w:lsdException w:name="Medium Shading 1 Accent 5" w:uiPriority="63"/>
-    <w:lsdException w:name="Medium Shading 2 Accent 5" w:uiPriority="64"/>
-    <w:lsdException w:name="Medium List 1 Accent 5" w:uiPriority="65"/>
-    <w:lsdException w:name="Medium List 2 Accent 5" w:uiPriority="66"/>
-    <w:lsdException w:name="Medium Grid 1 Accent 5" w:uiPriority="67"/>
-    <w:lsdException w:name="Medium Grid 2 Accent 5" w:uiPriority="68"/>
-    <w:lsdException w:name="Medium Grid 3 Accent 5" w:uiPriority="69"/>
-    <w:lsdException w:name="Dark List Accent 5" w:uiPriority="70"/>
-    <w:lsdException w:name="Colorful Shading Accent 5" w:uiPriority="71"/>
-    <w:lsdException w:name="Colorful List Accent 5" w:uiPriority="72"/>
-    <w:lsdException w:name="Colorful Grid Accent 5" w:uiPriority="73"/>
-    <w:lsdException w:name="Light Shading Accent 6" w:uiPriority="60"/>
-    <w:lsdException w:name="Light List Accent 6" w:uiPriority="61"/>
-    <w:lsdException w:name="Light Grid Accent 6" w:uiPriority="62"/>
-    <w:lsdException w:name="Medium Shading 1 Accent 6" w:uiPriority="63"/>
-    <w:lsdException w:name="Medium Shading 2 Accent 6" w:uiPriority="64"/>
-    <w:lsdException w:name="Medium List 1 Accent 6" w:uiPriority="65"/>
-    <w:lsdException w:name="Medium List 2 Accent 6" w:uiPriority="66"/>
-    <w:lsdException w:name="Medium Grid 1 Accent 6" w:uiPriority="67"/>
-    <w:lsdException w:name="Medium Grid 2 Accent 6" w:uiPriority="68"/>
-    <w:lsdException w:name="Medium Grid 3 Accent 6" w:uiPriority="69"/>
-    <w:lsdException w:name="Dark List Accent 6" w:uiPriority="70"/>
-    <w:lsdException w:name="Colorful Shading Accent 6" w:uiPriority="71"/>
-    <w:lsdException w:name="Colorful List Accent 6" w:uiPriority="72"/>
-    <w:lsdException w:name="Colorful Grid Accent 6" w:uiPriority="73"/>
-    <w:lsdException w:name="Subtle Emphasis" w:uiPriority="19" w:qFormat="1"/>
-    <w:lsdException w:name="Intense Emphasis" w:uiPriority="21" w:qFormat="1"/>
-    <w:lsdException w:name="Subtle Reference" w:uiPriority="31" w:qFormat="1"/>
-    <w:lsdException w:name="Intense Reference" w:uiPriority="32" w:qFormat="1"/>
-    <w:lsdException w:name="Book Title" w:uiPriority="33" w:qFormat="1"/>
-    <w:lsdException w:name="Bibliography" w:semiHidden="1" w:uiPriority="37" w:unhideWhenUsed="1"/>
-    <w:lsdException w:name="TOC Heading" w:semiHidden="1" w:uiPriority="39" w:unhideWhenUsed="1" w:qFormat="1"/>
-    <w:lsdException w:name="Plain Table 1" w:uiPriority="41"/>
-    <w:lsdException w:name="Plain Table 2" w:uiPriority="42"/>
-    <w:lsdException w:name="Plain Table 3" w:uiPriority="43"/>
-    <w:lsdException w:name="Plain Table 4" w:uiPriority="44"/>
-    <w:lsdException w:name="Plain Table 5" w:uiPriority="45"/>
-    <w:lsdException w:name="Grid Table Light" w:uiPriority="40"/>
-    <w:lsdException w:name="Grid Table 1 Light" w:uiPriority="46"/>
-    <w:lsdException w:name="Grid Table 2" w:uiPriority="47"/>
-    <w:lsdException w:name="Grid Table 3" w:uiPriority="48"/>
-    <w:lsdException w:name="Grid Table 4" w:uiPriority="49"/>
-    <w:lsdException w:name="Grid Table 5 Dark" w:uiPriority="50"/>
-    <w:lsdException w:name="Grid Table 6 Colorful" w:uiPriority="51"/>
-    <w:lsdException w:name="Grid Table 7 Colorful" w:uiPriority="52"/>
-    <w:lsdException w:name="Grid Table 1 Light Accent 1" w:uiPriority="46"/>
-    <w:lsdException w:name="Grid Table 2 Accent 1" w:uiPriority="47"/>
-    <w:lsdException w:name="Grid Table 3 Accent 1" w:uiPriority="48"/>
-    <w:lsdException w:name="Grid Table 4 Accent 1" w:uiPriority="49"/>
-    <w:lsdException w:name="Grid Table 5 Dark Accent 1" w:uiPriority="50"/>
-    <w:lsdException w:name="Grid Table 6 Colorful Accent 1" w:uiPriority="51"/>
-    <w:lsdException w:name="Grid Table 7 Colorful Accent 1" w:uiPriority="52"/>
-    <w:lsdException w:name="Grid Table 1 Light Accent 2" w:uiPriority="46"/>
-    <w:lsdException w:name="Grid Table 2 Accent 2" w:uiPriority="47"/>
-    <w:lsdException w:name="Grid Table 3 Accent 2" w:uiPriority="48"/>
-    <w:lsdException w:name="Grid Table 4 Accent 2" w:uiPriority="49"/>
-    <w:lsdException w:name="Grid Table 5 Dark Accent 2" w:uiPriority="50"/>
-    <w:lsdException w:name="Grid Table 6 Colorful Accent 2" w:uiPriority="51"/>
-    <w:lsdException w:name="Grid Table 7 Colorful Accent 2" w:uiPriority="52"/>
-    <w:lsdException w:name="Grid Table 1 Light Accent 3" w:uiPriority="46"/>
-    <w:lsdException w:name="Grid Table 2 Accent 3" w:uiPriority="47"/>
-    <w:lsdException w:name="Grid Table 3 Accent 3" w:uiPriority="48"/>
-    <w:lsdException w:name="Grid Table 4 Accent 3" w:uiPriority="49"/>
-    <w:lsdException w:name="Grid Table 5 Dark Accent 3" w:uiPriority="50"/>
-    <w:lsdException w:name="Grid Table 6 Colorful Accent 3" w:uiPriority="51"/>
-    <w:lsdException w:name="Grid Table 7 Colorful Accent 3" w:uiPriority="52"/>
-    <w:lsdException w:name="Grid Table 1 Light Accent 4" w:uiPriority="46"/>
-    <w:lsdException w:name="Grid Table 2 Accent 4" w:uiPriority="47"/>
-    <w:lsdException w:name="Grid Table 3 Accent 4" w:uiPriority="48"/>
-    <w:lsdException w:name="Grid Table 4 Accent 4" w:uiPriority="49"/>
-    <w:lsdException w:name="Grid Table 5 Dark Accent 4" w:uiPriority="50"/>
-    <w:lsdException w:name="Grid Table 6 Colorful Accent 4" w:uiPriority="51"/>
-    <w:lsdException w:name="Grid Table 7 Colorful Accent 4" w:uiPriority="52"/>
-    <w:lsdException w:name="Grid Table 1 Light Accent 5" w:uiPriority="46"/>
-    <w:lsdException w:name="Grid Table 2 Accent 5" w:uiPriority="47"/>
-    <w:lsdException w:name="Grid Table 3 Accent 5" w:uiPriority="48"/>
-    <w:lsdException w:name="Grid Table 4 Accent 5" w:uiPriority="49"/>
-    <w:lsdException w:name="Grid Table 5 Dark Accent 5" w:uiPriority="50"/>
-    <w:lsdException w:name="Grid Table 6 Colorful Accent 5" w:uiPriority="51"/>
-    <w:lsdException w:name="Grid Table 7 Colorful Accent 5" w:uiPriority="52"/>
-    <w:lsdException w:name="Grid Table 1 Light Accent 6" w:uiPriority="46"/>
-    <w:lsdException w:name="Grid Table 2 Accent 6" w:uiPriority="47"/>
-    <w:lsdException w:name="Grid Table 3 Accent 6" w:uiPriority="48"/>
-    <w:lsdException w:name="Grid Table 4 Accent 6" w:uiPriority="49"/>
-    <w:lsdException w:name="Grid Table 5 Dark Accent 6" w:uiPriority="50"/>
-    <w:lsdException w:name="Grid Table 6 Colorful Accent 6" w:uiPriority="51"/>
-    <w:lsdException w:name="Grid Table 7 Colorful Accent 6" w:uiPriority="52"/>
-    <w:lsdException w:name="List Table 1 Light" w:uiPriority="46"/>
-    <w:lsdException w:name="List Table 2" w:uiPriority="47"/>
-    <w:lsdException w:name="List Table 3" w:uiPriority="48"/>
-    <w:lsdException w:name="List Table 4" w:uiPriority="49"/>
-    <w:lsdException w:name="List Table 5 Dark" w:uiPriority="50"/>
-    <w:lsdException w:name="List Table 6 Colorful" w:uiPriority="51"/>
-    <w:lsdException w:name="List Table 7 Colorful" w:uiPriority="52"/>
-    <w:lsdException w:name="List Table 1 Light Accent 1" w:uiPriority="46"/>
-    <w:lsdException w:name="List Table 2 Accent 1" w:uiPriority="47"/>
-    <w:lsdException w:name="List Table 3 Accent 1" w:uiPriority="48"/>
-    <w:lsdException w:name="List Table 4 Accent 1" w:uiPriority="49"/>
-    <w:lsdException w:name="List Table 5 Dark Accent 1" w:uiPriority="50"/>
-    <w:lsdException w:name="List Table 6 Colorful Accent 1" w:uiPriority="51"/>
-    <w:lsdException w:name="List Table 7 Colorful Accent 1" w:uiPriority="52"/>
-    <w:lsdException w:name="List Table 1 Light Accent 2" w:uiPriority="46"/>
-    <w:lsdException w:name="List Table 2 Accent 2" w:uiPriority="47"/>
-    <w:lsdException w:name="List Table 3 Accent 2" w:uiPriority="48"/>
-    <w:lsdException w:name="List Table 4 Accent 2" w:uiPriority="49"/>
-    <w:lsdException w:name="List Table 5 Dark Accent 2" w:uiPriority="50"/>
-    <w:lsdException w:name="List Table 6 Colorful Accent 2" w:uiPriority="51"/>
-    <w:lsdException w:name="List Table 7 Colorful Accent 2" w:uiPriority="52"/>
-    <w:lsdException w:name="List Table 1 Light Accent 3" w:uiPriority="46"/>
-    <w:lsdException w:name="List Table 2 Accent 3" w:uiPriority="47"/>
-    <w:lsdException w:name="List Table 3 Accent 3" w:uiPriority="48"/>
-    <w:lsdException w:name="List Table 4 Accent 3" w:uiPriority="49"/>
-    <w:lsdException w:name="List Table 5 Dark Accent 3" w:uiPriority="50"/>
-    <w:lsdException w:name="List Table 6 Colorful Accent 3" w:uiPriority="51"/>
-    <w:lsdException w:name="List Table 7 Colorful Accent 3" w:uiPriority="52"/>
-    <w:lsdException w:name="List Table 1 Light Accent 4" w:uiPriority="46"/>
-    <w:lsdException w:name="List Table 2 Accent 4" w:uiPriority="47"/>
-    <w:lsdException w:name="List Table 3 Accent 4" w:uiPriority="48"/>
-    <w:lsdException w:name="List Table 4 Accent 4" w:uiPriority="49"/>
-    <w:lsdException w:name="List Table 5 Dark Accent 4" w:uiPriority="50"/>
-    <w:lsdException w:name="List Table 6 Colorful Accent 4" w:uiPriority="51"/>
-    <w:lsdException w:name="List Table 7 Colorful Accent 4" w:uiPriority="52"/>
-    <w:lsdException w:name="List Table 1 Light Accent 5" w:uiPriority="46"/>
-    <w:lsdException w:name="List Table 2 Accent 5" w:uiPriority="47"/>
-    <w:lsdException w:name="List Table 3 Accent 5" w:uiPriority="48"/>
-    <w:lsdException w:name="List Table 4 Accent 5" w:uiPriority="49"/>
-    <w:lsdException w:name="List Table 5 Dark Accent 5" w:uiPriority="50"/>
-    <w:lsdException w:name="List Table 6 Colorful Accent 5" w:uiPriority="51"/>
-    <w:lsdException w:name="List Table 7 Colorful Accent 5" w:uiPriority="52"/>
-    <w:lsdException w:name="List Table 1 Light Accent 6" w:uiPriority="46"/>
-    <w:lsdException w:name="List Table 2 Accent 6" w:uiPriority="47"/>
-    <w:lsdException w:name="List Table 3 Accent 6" w:uiPriority="48"/>
-    <w:lsdException w:name="List Table 4 Accent 6" w:uiPriority="49"/>
-    <w:lsdException w:name="List Table 5 Dark Accent 6" w:uiPriority="50"/>
-    <w:lsdException w:name="List Table 6 Colorful Accent 6" w:uiPriority="51"/>
-    <w:lsdException w:name="List Table 7 Colorful Accent 6" w:uiPriority="52"/>
-  </w:latentStyles>
-  <w:style w:type="paragraph" w:default="1" w:styleId="Normal">
-    <w:name w:val="Normal"/>
-    <w:qFormat/>
-  </w:style>
-  <w:style w:type="character" w:default="1" w:styleId="Fuentedeprrafopredeter">
-    <w:name w:val="Default Paragraph Font"/>
-    <w:uiPriority w:val="1"/>
-    <w:semiHidden/>
-    <w:unhideWhenUsed/>
-  </w:style>
-  <w:style w:type="table" w:default="1" w:styleId="Tablanormal">
-    <w:name w:val="Normal Table"/>
-    <w:uiPriority w:val="99"/>
-    <w:semiHidden/>
-    <w:unhideWhenUsed/>
-    <w:tblPr>
-      <w:tblInd w:w="0" w:type="dxa"/>
-      <w:tblCellMar>
-        <w:top w:w="0" w:type="dxa"/>
-        <w:left w:w="108" w:type="dxa"/>
-        <w:bottom w:w="0" w:type="dxa"/>
-        <w:right w:w="108" w:type="dxa"/>
-      </w:tblCellMar>
-    </w:tblPr>
-  </w:style>
-  <w:style w:type="numbering" w:default="1" w:styleId="Sinlista">
-    <w:name w:val="No List"/>
-    <w:uiPriority w:val="99"/>
-    <w:semiHidden/>
-    <w:unhideWhenUsed/>
-  </w:style>
-</w:styles>
-</file>
-
-<file path=word/glossary/webSettings.xml><?xml version="1.0" encoding="utf-8"?>
-<w:webSettings xmlns:mc="http://schemas.openxmlformats.org/markup-compatibility/2006" xmlns:r="http://schemas.openxmlformats.org/officeDocument/2006/relationships" xmlns:w="http://schemas.openxmlformats.org/wordprocessingml/2006/main" xmlns:w14="http://schemas.microsoft.com/office/word/2010/wordml" xmlns:w15="http://schemas.microsoft.com/office/word/2012/wordml" xmlns:w16se="http://schemas.microsoft.com/office/word/2015/wordml/symex" mc:Ignorable="w14 w15 w16se"/>
 </file>
 
 <file path=word/theme/theme1.xml><?xml version="1.0" encoding="utf-8"?>
@@ -9929,15 +9542,6 @@
 </file>
 
 <file path=customXml/item1.xml><?xml version="1.0" encoding="utf-8"?>
-<?mso-contentType ?>
-<FormTemplates xmlns="http://schemas.microsoft.com/sharepoint/v3/contenttype/forms">
-  <Display>DocumentLibraryForm</Display>
-  <Edit>DocumentLibraryForm</Edit>
-  <New>DocumentLibraryForm</New>
-</FormTemplates>
-</file>
-
-<file path=customXml/item2.xml><?xml version="1.0" encoding="utf-8"?>
 <ct:contentTypeSchema xmlns:ct="http://schemas.microsoft.com/office/2006/metadata/contentType" xmlns:ma="http://schemas.microsoft.com/office/2006/metadata/properties/metaAttributes" ct:_="" ma:_="" ma:contentTypeName="Documento" ma:contentTypeID="0x010100E96778489EE7714D8BD12CC105EB918B" ma:contentTypeVersion="2" ma:contentTypeDescription="Crear nuevo documento." ma:contentTypeScope="" ma:versionID="416c5c7ae9b5d54d83875cd3c65194e3">
   <xsd:schema xmlns:xsd="http://www.w3.org/2001/XMLSchema" xmlns:xs="http://www.w3.org/2001/XMLSchema" xmlns:p="http://schemas.microsoft.com/office/2006/metadata/properties" xmlns:ns2="126e8a1c-9ea9-435a-ac89-d06c80d62e30" targetNamespace="http://schemas.microsoft.com/office/2006/metadata/properties" ma:root="true" ma:fieldsID="70a237c842677bd850644f8595079f5e" ns2:_="">
     <xsd:import namespace="126e8a1c-9ea9-435a-ac89-d06c80d62e30"/>
@@ -10069,25 +9673,26 @@
 </ct:contentTypeSchema>
 </file>
 
-<file path=customXml/item3.xml><?xml version="1.0" encoding="utf-8"?>
+<file path=customXml/item2.xml><?xml version="1.0" encoding="utf-8"?>
 <p:properties xmlns:p="http://schemas.microsoft.com/office/2006/metadata/properties" xmlns:xsi="http://www.w3.org/2001/XMLSchema-instance" xmlns:pc="http://schemas.microsoft.com/office/infopath/2007/PartnerControls">
   <documentManagement/>
 </p:properties>
 </file>
 
-<file path=customXml/item4.xml><?xml version="1.0" encoding="utf-8"?>
+<file path=customXml/item3.xml><?xml version="1.0" encoding="utf-8"?>
 <b:Sources xmlns:b="http://schemas.openxmlformats.org/officeDocument/2006/bibliography" xmlns="http://schemas.openxmlformats.org/officeDocument/2006/bibliography" SelectedStyle="\APASixthEditionOfficeOnline.xsl" StyleName="APA" Version="6"/>
 </file>
 
-<file path=customXml/itemProps1.xml><?xml version="1.0" encoding="utf-8"?>
-<ds:datastoreItem xmlns:ds="http://schemas.openxmlformats.org/officeDocument/2006/customXml" ds:itemID="{DABAA964-10BA-4DBC-ABF2-CDEAC0FAF7AA}">
-  <ds:schemaRefs>
-    <ds:schemaRef ds:uri="http://schemas.microsoft.com/sharepoint/v3/contenttype/forms"/>
-  </ds:schemaRefs>
-</ds:datastoreItem>
+<file path=customXml/item4.xml><?xml version="1.0" encoding="utf-8"?>
+<?mso-contentType ?>
+<FormTemplates xmlns="http://schemas.microsoft.com/sharepoint/v3/contenttype/forms">
+  <Display>DocumentLibraryForm</Display>
+  <Edit>DocumentLibraryForm</Edit>
+  <New>DocumentLibraryForm</New>
+</FormTemplates>
 </file>
 
-<file path=customXml/itemProps2.xml><?xml version="1.0" encoding="utf-8"?>
+<file path=customXml/itemProps1.xml><?xml version="1.0" encoding="utf-8"?>
 <ds:datastoreItem xmlns:ds="http://schemas.openxmlformats.org/officeDocument/2006/customXml" ds:itemID="{90673534-9590-47F8-B0D6-46AB217CB3AD}">
   <ds:schemaRefs>
     <ds:schemaRef ds:uri="http://schemas.microsoft.com/office/2006/metadata/contentType"/>
@@ -10105,26 +9710,27 @@
 </ds:datastoreItem>
 </file>
 
-<file path=customXml/itemProps3.xml><?xml version="1.0" encoding="utf-8"?>
+<file path=customXml/itemProps2.xml><?xml version="1.0" encoding="utf-8"?>
 <ds:datastoreItem xmlns:ds="http://schemas.openxmlformats.org/officeDocument/2006/customXml" ds:itemID="{5F1783E3-BA1C-4CA3-8E32-C9B378BBED03}">
   <ds:schemaRefs>
-    <ds:schemaRef ds:uri="http://purl.org/dc/terms/"/>
-    <ds:schemaRef ds:uri="http://purl.org/dc/dcmitype/"/>
     <ds:schemaRef ds:uri="http://schemas.microsoft.com/office/2006/metadata/properties"/>
-    <ds:schemaRef ds:uri="http://www.w3.org/XML/1998/namespace"/>
-    <ds:schemaRef ds:uri="http://schemas.microsoft.com/office/2006/documentManagement/types"/>
-    <ds:schemaRef ds:uri="126e8a1c-9ea9-435a-ac89-d06c80d62e30"/>
-    <ds:schemaRef ds:uri="http://purl.org/dc/elements/1.1/"/>
     <ds:schemaRef ds:uri="http://schemas.microsoft.com/office/infopath/2007/PartnerControls"/>
-    <ds:schemaRef ds:uri="http://schemas.openxmlformats.org/package/2006/metadata/core-properties"/>
+  </ds:schemaRefs>
+</ds:datastoreItem>
+</file>
+
+<file path=customXml/itemProps3.xml><?xml version="1.0" encoding="utf-8"?>
+<ds:datastoreItem xmlns:ds="http://schemas.openxmlformats.org/officeDocument/2006/customXml" ds:itemID="{38798A93-35BB-4E36-97F5-7254B21EAFCC}">
+  <ds:schemaRefs>
+    <ds:schemaRef ds:uri="http://schemas.openxmlformats.org/officeDocument/2006/bibliography"/>
   </ds:schemaRefs>
 </ds:datastoreItem>
 </file>
 
 <file path=customXml/itemProps4.xml><?xml version="1.0" encoding="utf-8"?>
-<ds:datastoreItem xmlns:ds="http://schemas.openxmlformats.org/officeDocument/2006/customXml" ds:itemID="{38798A93-35BB-4E36-97F5-7254B21EAFCC}">
+<ds:datastoreItem xmlns:ds="http://schemas.openxmlformats.org/officeDocument/2006/customXml" ds:itemID="{DABAA964-10BA-4DBC-ABF2-CDEAC0FAF7AA}">
   <ds:schemaRefs>
-    <ds:schemaRef ds:uri="http://schemas.openxmlformats.org/officeDocument/2006/bibliography"/>
+    <ds:schemaRef ds:uri="http://schemas.microsoft.com/sharepoint/v3/contenttype/forms"/>
   </ds:schemaRefs>
 </ds:datastoreItem>
 </file>